--- a/word/Capsula_14_Genera_ejemplos_para_tus_estudiantes.docx
+++ b/word/Capsula_14_Genera_ejemplos_para_tus_estudiantes.docx
@@ -2,6 +2,52 @@
 <file path=word/document.xml><?xml version="1.0" encoding="utf-8"?>
 <w:document xmlns:wpc="http://schemas.microsoft.com/office/word/2010/wordprocessingCanvas" xmlns:mc="http://schemas.openxmlformats.org/markup-compatibility/2006" xmlns:o="urn:schemas-microsoft-com:office:office" xmlns:r="http://schemas.openxmlformats.org/officeDocument/2006/relationships" xmlns:m="http://schemas.openxmlformats.org/officeDocument/2006/math" xmlns:v="urn:schemas-microsoft-com:vml" xmlns:wp14="http://schemas.microsoft.com/office/word/2010/wordprocessingDrawing" xmlns:wp="http://schemas.openxmlformats.org/drawingml/2006/wordprocessingDrawing" xmlns:w10="urn:schemas-microsoft-com:office:word" xmlns:w="http://schemas.openxmlformats.org/wordprocessingml/2006/main" xmlns:w14="http://schemas.microsoft.com/office/word/2010/wordml" xmlns:w15="http://schemas.microsoft.com/office/word/2012/wordml" xmlns:wpg="http://schemas.microsoft.com/office/word/2010/wordprocessingGroup" xmlns:wpi="http://schemas.microsoft.com/office/word/2010/wordprocessingInk" xmlns:wne="http://schemas.microsoft.com/office/word/2006/wordml" xmlns:wps="http://schemas.microsoft.com/office/word/2010/wordprocessingShape" xmlns:cx="http://schemas.microsoft.com/office/drawing/2014/chartex" xmlns:cx1="http://schemas.microsoft.com/office/drawing/2015/9/8/chartex" xmlns:cx2="http://schemas.microsoft.com/office/drawing/2015/10/21/chartex" xmlns:cx3="http://schemas.microsoft.com/office/drawing/2016/5/9/chartex" xmlns:cx4="http://schemas.microsoft.com/office/drawing/2016/5/10/chartex" xmlns:cx5="http://schemas.microsoft.com/office/drawing/2016/5/11/chartex" xmlns:cx6="http://schemas.microsoft.com/office/drawing/2016/5/12/chartex" xmlns:cx7="http://schemas.microsoft.com/office/drawing/2016/5/13/chartex" xmlns:cx8="http://schemas.microsoft.com/office/drawing/2016/5/14/chartex" xmlns:aink="http://schemas.microsoft.com/office/drawing/2016/ink" xmlns:am3d="http://schemas.microsoft.com/office/drawing/2017/model3d" xmlns:w16cex="http://schemas.microsoft.com/office/word/2018/wordml/cex" xmlns:w16cid="http://schemas.microsoft.com/office/word/2016/wordml/cid" xmlns:w16="http://schemas.microsoft.com/office/word/2018/wordml" xmlns:w16sdtdh="http://schemas.microsoft.com/office/word/2020/wordml/sdtdatahash" xmlns:w16se="http://schemas.microsoft.com/office/word/2015/wordml/symex" mc:Ignorable="w14 w15 wp14">
   <w:body>
+    <w:p>
+      <w:pPr>
+        <w:spacing w:after="200"/>
+        <w:jc w:val="center"/>
+      </w:pPr>
+      <w:r>
+        <w:drawing>
+          <wp:inline distT="0" distB="0" distL="0" distR="0">
+            <wp:extent cx="5143500" cy="914400"/>
+            <wp:effectExtent t="0" r="0" b="0" l="0"/>
+            <wp:docPr id="14" name="logos" descr="Universidad de San Buenaventura, Acreditación Institucional Multicampus de Alta Calidad y CEA" title="Logos institucionales"/>
+            <wp:cNvGraphicFramePr>
+              <a:graphicFrameLocks xmlns:a="http://schemas.openxmlformats.org/drawingml/2006/main" noChangeAspect="1"/>
+            </wp:cNvGraphicFramePr>
+            <a:graphic xmlns:a="http://schemas.openxmlformats.org/drawingml/2006/main">
+              <a:graphicData uri="http://schemas.openxmlformats.org/drawingml/2006/picture">
+                <pic:pic xmlns:pic="http://schemas.openxmlformats.org/drawingml/2006/picture">
+                  <pic:nvPicPr>
+                    <pic:cNvPr id="0" name="" descr=""/>
+                    <pic:cNvPicPr>
+                      <a:picLocks noChangeAspect="1" noChangeArrowheads="1"/>
+                    </pic:cNvPicPr>
+                  </pic:nvPicPr>
+                  <pic:blipFill>
+                    <a:blip r:embed="rId9" cstate="none"/>
+                    <a:srcRect/>
+                    <a:stretch>
+                      <a:fillRect/>
+                    </a:stretch>
+                  </pic:blipFill>
+                  <pic:spPr bwMode="auto">
+                    <a:xfrm>
+                      <a:off x="0" y="0"/>
+                      <a:ext cx="5143500" cy="914400"/>
+                    </a:xfrm>
+                    <a:prstGeom prst="rect">
+                      <a:avLst/>
+                    </a:prstGeom>
+                  </pic:spPr>
+                </pic:pic>
+              </a:graphicData>
+            </a:graphic>
+          </wp:inline>
+        </w:drawing>
+      </w:r>
+    </w:p>
     <w:tbl>
       <w:tblPr>
         <w:tblW w:type="dxa" w:w="10080"/>
@@ -28,7 +74,7 @@
               <w:bottom w:val="none" w:color="FFFFFF" w:sz="0"/>
               <w:right w:val="none" w:color="FFFFFF" w:sz="0"/>
             </w:tcBorders>
-            <w:shd w:fill="C2410C" w:color="auto" w:val="clear"/>
+            <w:shd w:fill="EF7D00" w:color="auto" w:val="clear"/>
             <w:tcMar>
               <w:top w:type="dxa" w:w="360"/>
               <w:left w:type="dxa" w:w="360"/>
@@ -45,7 +91,7 @@
                 <w:rFonts w:ascii="Calibri" w:cs="Calibri" w:eastAsia="Calibri" w:hAnsi="Calibri"/>
                 <w:b/>
                 <w:bCs/>
-                <w:color w:val="FFFFFF"/>
+                <w:color w:val="1D1D1B"/>
                 <w:spacing w:val="30"/>
                 <w:sz w:val="18"/>
                 <w:szCs w:val="18"/>
@@ -62,7 +108,7 @@
                 <w:rFonts w:ascii="Calibri" w:cs="Calibri" w:eastAsia="Calibri" w:hAnsi="Calibri"/>
                 <w:b/>
                 <w:bCs/>
-                <w:color w:val="FFFFFF"/>
+                <w:color w:val="1D1D1B"/>
                 <w:sz w:val="48"/>
                 <w:szCs w:val="48"/>
               </w:rPr>
@@ -73,7 +119,7 @@
             <w:r>
               <w:rPr>
                 <w:rFonts w:ascii="Calibri" w:cs="Calibri" w:eastAsia="Calibri" w:hAnsi="Calibri"/>
-                <w:color w:val="FFFFFF"/>
+                <w:color w:val="1D1D1B"/>
                 <w:sz w:val="24"/>
                 <w:szCs w:val="24"/>
               </w:rPr>
@@ -83,6 +129,14 @@
         </w:tc>
       </w:tr>
     </w:tbl>
+    <w:p>
+      <w:pPr>
+        <w:pBdr>
+          <w:top w:val="single" w:color="1D1D1B" w:sz="36" w:space="0"/>
+        </w:pBdr>
+        <w:spacing w:after="0"/>
+      </w:pPr>
+    </w:p>
     <w:tbl>
       <w:tblPr>
         <w:tblW w:type="dxa" w:w="10080"/>
@@ -92,7 +146,7 @@
           <w:bottom w:val="none" w:color="FFFFFF" w:sz="0"/>
           <w:right w:val="none" w:color="FFFFFF" w:sz="0"/>
           <w:insideH w:val="none" w:color="FFFFFF" w:sz="0"/>
-          <w:insideV w:val="single" w:color="E5E7EB" w:sz="4"/>
+          <w:insideV w:val="single" w:color="E2E2DF" w:sz="4"/>
         </w:tblBorders>
         <w:tblLayout w:type="fixed"/>
       </w:tblPr>
@@ -106,7 +160,7 @@
         <w:tc>
           <w:tcPr>
             <w:tcW w:type="dxa" w:w="2520"/>
-            <w:shd w:fill="FDF0E8" w:color="auto" w:val="clear"/>
+            <w:shd w:fill="FDEBD3" w:color="auto" w:val="clear"/>
             <w:tcMar>
               <w:top w:type="dxa" w:w="140"/>
               <w:left w:type="dxa" w:w="200"/>
@@ -123,7 +177,7 @@
                 <w:rFonts w:ascii="Calibri" w:cs="Calibri" w:eastAsia="Calibri" w:hAnsi="Calibri"/>
                 <w:b/>
                 <w:bCs/>
-                <w:color w:val="4B5563"/>
+                <w:color w:val="5C5C5A"/>
                 <w:spacing w:val="20"/>
                 <w:sz w:val="15"/>
                 <w:szCs w:val="15"/>
@@ -137,7 +191,7 @@
                 <w:rFonts w:ascii="Calibri" w:cs="Calibri" w:eastAsia="Calibri" w:hAnsi="Calibri"/>
                 <w:b/>
                 <w:bCs/>
-                <w:color w:val="1F2937"/>
+                <w:color w:val="1D1D1B"/>
                 <w:sz w:val="20"/>
                 <w:szCs w:val="20"/>
               </w:rPr>
@@ -148,7 +202,7 @@
         <w:tc>
           <w:tcPr>
             <w:tcW w:type="dxa" w:w="2520"/>
-            <w:shd w:fill="FDF0E8" w:color="auto" w:val="clear"/>
+            <w:shd w:fill="FDEBD3" w:color="auto" w:val="clear"/>
             <w:tcMar>
               <w:top w:type="dxa" w:w="140"/>
               <w:left w:type="dxa" w:w="200"/>
@@ -165,7 +219,7 @@
                 <w:rFonts w:ascii="Calibri" w:cs="Calibri" w:eastAsia="Calibri" w:hAnsi="Calibri"/>
                 <w:b/>
                 <w:bCs/>
-                <w:color w:val="4B5563"/>
+                <w:color w:val="5C5C5A"/>
                 <w:spacing w:val="20"/>
                 <w:sz w:val="15"/>
                 <w:szCs w:val="15"/>
@@ -179,7 +233,7 @@
                 <w:rFonts w:ascii="Calibri" w:cs="Calibri" w:eastAsia="Calibri" w:hAnsi="Calibri"/>
                 <w:b/>
                 <w:bCs/>
-                <w:color w:val="1F2937"/>
+                <w:color w:val="1D1D1B"/>
                 <w:sz w:val="20"/>
                 <w:szCs w:val="20"/>
               </w:rPr>
@@ -190,7 +244,7 @@
         <w:tc>
           <w:tcPr>
             <w:tcW w:type="dxa" w:w="2520"/>
-            <w:shd w:fill="FDF0E8" w:color="auto" w:val="clear"/>
+            <w:shd w:fill="FDEBD3" w:color="auto" w:val="clear"/>
             <w:tcMar>
               <w:top w:type="dxa" w:w="140"/>
               <w:left w:type="dxa" w:w="200"/>
@@ -207,7 +261,7 @@
                 <w:rFonts w:ascii="Calibri" w:cs="Calibri" w:eastAsia="Calibri" w:hAnsi="Calibri"/>
                 <w:b/>
                 <w:bCs/>
-                <w:color w:val="4B5563"/>
+                <w:color w:val="5C5C5A"/>
                 <w:spacing w:val="20"/>
                 <w:sz w:val="15"/>
                 <w:szCs w:val="15"/>
@@ -221,7 +275,7 @@
                 <w:rFonts w:ascii="Calibri" w:cs="Calibri" w:eastAsia="Calibri" w:hAnsi="Calibri"/>
                 <w:b/>
                 <w:bCs/>
-                <w:color w:val="1F2937"/>
+                <w:color w:val="1D1D1B"/>
                 <w:sz w:val="20"/>
                 <w:szCs w:val="20"/>
               </w:rPr>
@@ -232,7 +286,7 @@
         <w:tc>
           <w:tcPr>
             <w:tcW w:type="dxa" w:w="2520"/>
-            <w:shd w:fill="FDF0E8" w:color="auto" w:val="clear"/>
+            <w:shd w:fill="FDEBD3" w:color="auto" w:val="clear"/>
             <w:tcMar>
               <w:top w:type="dxa" w:w="140"/>
               <w:left w:type="dxa" w:w="200"/>
@@ -249,7 +303,7 @@
                 <w:rFonts w:ascii="Calibri" w:cs="Calibri" w:eastAsia="Calibri" w:hAnsi="Calibri"/>
                 <w:b/>
                 <w:bCs/>
-                <w:color w:val="4B5563"/>
+                <w:color w:val="5C5C5A"/>
                 <w:spacing w:val="20"/>
                 <w:sz w:val="15"/>
                 <w:szCs w:val="15"/>
@@ -263,7 +317,7 @@
                 <w:rFonts w:ascii="Calibri" w:cs="Calibri" w:eastAsia="Calibri" w:hAnsi="Calibri"/>
                 <w:b/>
                 <w:bCs/>
-                <w:color w:val="1F2937"/>
+                <w:color w:val="1D1D1B"/>
                 <w:sz w:val="20"/>
                 <w:szCs w:val="20"/>
               </w:rPr>
@@ -283,7 +337,7 @@
         <w:pStyle w:val="Heading1"/>
         <w:keepNext/>
         <w:pBdr>
-          <w:bottom w:val="single" w:color="C2410C" w:sz="8" w:space="4"/>
+          <w:bottom w:val="single" w:color="EF7D00" w:sz="18" w:space="4"/>
         </w:pBdr>
         <w:spacing w:after="160" w:before="360"/>
       </w:pPr>
@@ -292,11 +346,11 @@
           <w:rFonts w:ascii="Calibri" w:cs="Calibri" w:eastAsia="Calibri" w:hAnsi="Calibri"/>
           <w:b/>
           <w:bCs/>
-          <w:color w:val="C2410C"/>
-          <w:sz w:val="30"/>
-          <w:szCs w:val="30"/>
-        </w:rPr>
-        <w:t xml:space="preserve">¿Qué lograrás?</w:t>
+          <w:color w:val="1D1D1B"/>
+          <w:sz w:val="28"/>
+          <w:szCs w:val="28"/>
+        </w:rPr>
+        <w:t xml:space="preserve">¿QUÉ LOGRARÁS?</w:t>
       </w:r>
     </w:p>
     <w:tbl>
@@ -321,11 +375,11 @@
             <w:tcW w:type="dxa" w:w="10080"/>
             <w:tcBorders>
               <w:top w:val="none" w:color="FFFFFF" w:sz="0"/>
-              <w:left w:val="single" w:color="C2410C" w:sz="24"/>
+              <w:left w:val="single" w:color="EF7D00" w:sz="24"/>
               <w:bottom w:val="none" w:color="FFFFFF" w:sz="0"/>
               <w:right w:val="none" w:color="FFFFFF" w:sz="0"/>
             </w:tcBorders>
-            <w:shd w:fill="FDF0E8" w:color="auto" w:val="clear"/>
+            <w:shd w:fill="FDEBD3" w:color="auto" w:val="clear"/>
             <w:tcMar>
               <w:top w:type="dxa" w:w="160"/>
               <w:left w:type="dxa" w:w="240"/>
@@ -342,7 +396,7 @@
                 <w:rFonts w:ascii="Calibri" w:cs="Calibri" w:eastAsia="Calibri" w:hAnsi="Calibri"/>
                 <w:b/>
                 <w:bCs/>
-                <w:color w:val="C2410C"/>
+                <w:color w:val="A65200"/>
                 <w:spacing w:val="20"/>
                 <w:sz w:val="17"/>
                 <w:szCs w:val="17"/>
@@ -357,7 +411,7 @@
             <w:r>
               <w:rPr>
                 <w:rFonts w:ascii="Calibri" w:cs="Calibri" w:eastAsia="Calibri" w:hAnsi="Calibri"/>
-                <w:color w:val="1F2937"/>
+                <w:color w:val="1D1D1B"/>
                 <w:sz w:val="23"/>
                 <w:szCs w:val="23"/>
               </w:rPr>
@@ -377,7 +431,7 @@
         <w:pStyle w:val="Heading1"/>
         <w:keepNext/>
         <w:pBdr>
-          <w:bottom w:val="single" w:color="C2410C" w:sz="8" w:space="4"/>
+          <w:bottom w:val="single" w:color="EF7D00" w:sz="18" w:space="4"/>
         </w:pBdr>
         <w:spacing w:after="160" w:before="360"/>
       </w:pPr>
@@ -386,11 +440,11 @@
           <w:rFonts w:ascii="Calibri" w:cs="Calibri" w:eastAsia="Calibri" w:hAnsi="Calibri"/>
           <w:b/>
           <w:bCs/>
-          <w:color w:val="C2410C"/>
-          <w:sz w:val="30"/>
-          <w:szCs w:val="30"/>
-        </w:rPr>
-        <w:t xml:space="preserve">Para empezar</w:t>
+          <w:color w:val="1D1D1B"/>
+          <w:sz w:val="28"/>
+          <w:szCs w:val="28"/>
+        </w:rPr>
+        <w:t xml:space="preserve">PARA EMPEZAR</w:t>
       </w:r>
     </w:p>
     <w:p>
@@ -400,7 +454,7 @@
       <w:r>
         <w:rPr>
           <w:rFonts w:ascii="Calibri" w:cs="Calibri" w:eastAsia="Calibri" w:hAnsi="Calibri"/>
-          <w:color w:val="1F2937"/>
+          <w:color w:val="1D1D1B"/>
           <w:sz w:val="22"/>
           <w:szCs w:val="22"/>
         </w:rPr>
@@ -414,7 +468,7 @@
       <w:r>
         <w:rPr>
           <w:rFonts w:ascii="Calibri" w:cs="Calibri" w:eastAsia="Calibri" w:hAnsi="Calibri"/>
-          <w:color w:val="1F2937"/>
+          <w:color w:val="1D1D1B"/>
           <w:sz w:val="22"/>
           <w:szCs w:val="22"/>
         </w:rPr>
@@ -432,7 +486,7 @@
           <w:rFonts w:ascii="Calibri" w:cs="Calibri" w:eastAsia="Calibri" w:hAnsi="Calibri"/>
           <w:b/>
           <w:bCs/>
-          <w:color w:val="1F2937"/>
+          <w:color w:val="1D1D1B"/>
           <w:sz w:val="23"/>
           <w:szCs w:val="23"/>
         </w:rPr>
@@ -451,7 +505,7 @@
       <w:r>
         <w:rPr>
           <w:rFonts w:ascii="Calibri" w:cs="Calibri" w:eastAsia="Calibri" w:hAnsi="Calibri"/>
-          <w:color w:val="1F2937"/>
+          <w:color w:val="1D1D1B"/>
           <w:sz w:val="22"/>
           <w:szCs w:val="22"/>
         </w:rPr>
@@ -470,7 +524,7 @@
       <w:r>
         <w:rPr>
           <w:rFonts w:ascii="Calibri" w:cs="Calibri" w:eastAsia="Calibri" w:hAnsi="Calibri"/>
-          <w:color w:val="1F2937"/>
+          <w:color w:val="1D1D1B"/>
           <w:sz w:val="22"/>
           <w:szCs w:val="22"/>
         </w:rPr>
@@ -489,7 +543,7 @@
       <w:r>
         <w:rPr>
           <w:rFonts w:ascii="Calibri" w:cs="Calibri" w:eastAsia="Calibri" w:hAnsi="Calibri"/>
-          <w:color w:val="1F2937"/>
+          <w:color w:val="1D1D1B"/>
           <w:sz w:val="22"/>
           <w:szCs w:val="22"/>
         </w:rPr>
@@ -501,7 +555,7 @@
         <w:pStyle w:val="Heading1"/>
         <w:keepNext/>
         <w:pBdr>
-          <w:bottom w:val="single" w:color="C2410C" w:sz="8" w:space="4"/>
+          <w:bottom w:val="single" w:color="EF7D00" w:sz="18" w:space="4"/>
         </w:pBdr>
         <w:spacing w:after="160" w:before="360"/>
       </w:pPr>
@@ -510,11 +564,11 @@
           <w:rFonts w:ascii="Calibri" w:cs="Calibri" w:eastAsia="Calibri" w:hAnsi="Calibri"/>
           <w:b/>
           <w:bCs/>
-          <w:color w:val="C2410C"/>
-          <w:sz w:val="30"/>
-          <w:szCs w:val="30"/>
-        </w:rPr>
-        <w:t xml:space="preserve">Paso a paso</w:t>
+          <w:color w:val="1D1D1B"/>
+          <w:sz w:val="28"/>
+          <w:szCs w:val="28"/>
+        </w:rPr>
+        <w:t xml:space="preserve">PASO A PASO</w:t>
       </w:r>
     </w:p>
     <w:p>
@@ -522,9 +576,9 @@
         <w:pStyle w:val="Heading2"/>
         <w:keepNext/>
         <w:pBdr>
-          <w:left w:val="single" w:color="C2410C" w:sz="24" w:space="8"/>
+          <w:left w:val="single" w:color="EF7D00" w:sz="36" w:space="8"/>
         </w:pBdr>
-        <w:shd w:fill="FDF0E8" w:color="auto" w:val="clear"/>
+        <w:shd w:fill="FDEBD3" w:color="auto" w:val="clear"/>
         <w:spacing w:after="100" w:before="280"/>
         <w:ind w:left="160"/>
       </w:pPr>
@@ -533,7 +587,7 @@
           <w:rFonts w:ascii="Calibri" w:cs="Calibri" w:eastAsia="Calibri" w:hAnsi="Calibri"/>
           <w:b/>
           <w:bCs/>
-          <w:color w:val="C2410C"/>
+          <w:color w:val="A65200"/>
           <w:spacing w:val="20"/>
           <w:sz w:val="18"/>
           <w:szCs w:val="18"/>
@@ -551,7 +605,7 @@
           <w:rFonts w:ascii="Calibri" w:cs="Calibri" w:eastAsia="Calibri" w:hAnsi="Calibri"/>
           <w:b/>
           <w:bCs/>
-          <w:color w:val="1F2937"/>
+          <w:color w:val="1D1D1B"/>
           <w:sz w:val="24"/>
           <w:szCs w:val="24"/>
         </w:rPr>
@@ -570,7 +624,7 @@
       <w:r>
         <w:rPr>
           <w:rFonts w:ascii="Calibri" w:cs="Calibri" w:eastAsia="Calibri" w:hAnsi="Calibri"/>
-          <w:color w:val="1F2937"/>
+          <w:color w:val="1D1D1B"/>
           <w:sz w:val="22"/>
           <w:szCs w:val="22"/>
         </w:rPr>
@@ -582,9 +636,9 @@
         <w:pStyle w:val="Heading2"/>
         <w:keepNext/>
         <w:pBdr>
-          <w:left w:val="single" w:color="C2410C" w:sz="24" w:space="8"/>
+          <w:left w:val="single" w:color="EF7D00" w:sz="36" w:space="8"/>
         </w:pBdr>
-        <w:shd w:fill="FDF0E8" w:color="auto" w:val="clear"/>
+        <w:shd w:fill="FDEBD3" w:color="auto" w:val="clear"/>
         <w:spacing w:after="100" w:before="280"/>
         <w:ind w:left="160"/>
       </w:pPr>
@@ -593,7 +647,7 @@
           <w:rFonts w:ascii="Calibri" w:cs="Calibri" w:eastAsia="Calibri" w:hAnsi="Calibri"/>
           <w:b/>
           <w:bCs/>
-          <w:color w:val="C2410C"/>
+          <w:color w:val="A65200"/>
           <w:spacing w:val="20"/>
           <w:sz w:val="18"/>
           <w:szCs w:val="18"/>
@@ -611,7 +665,7 @@
           <w:rFonts w:ascii="Calibri" w:cs="Calibri" w:eastAsia="Calibri" w:hAnsi="Calibri"/>
           <w:b/>
           <w:bCs/>
-          <w:color w:val="1F2937"/>
+          <w:color w:val="1D1D1B"/>
           <w:sz w:val="24"/>
           <w:szCs w:val="24"/>
         </w:rPr>
@@ -630,7 +684,7 @@
       <w:r>
         <w:rPr>
           <w:rFonts w:ascii="Calibri" w:cs="Calibri" w:eastAsia="Calibri" w:hAnsi="Calibri"/>
-          <w:color w:val="1F2937"/>
+          <w:color w:val="1D1D1B"/>
           <w:sz w:val="22"/>
           <w:szCs w:val="22"/>
         </w:rPr>
@@ -649,7 +703,7 @@
       <w:r>
         <w:rPr>
           <w:rFonts w:ascii="Calibri" w:cs="Calibri" w:eastAsia="Calibri" w:hAnsi="Calibri"/>
-          <w:color w:val="1F2937"/>
+          <w:color w:val="1D1D1B"/>
           <w:sz w:val="22"/>
           <w:szCs w:val="22"/>
         </w:rPr>
@@ -661,9 +715,9 @@
         <w:pStyle w:val="Heading2"/>
         <w:keepNext/>
         <w:pBdr>
-          <w:left w:val="single" w:color="C2410C" w:sz="24" w:space="8"/>
+          <w:left w:val="single" w:color="EF7D00" w:sz="36" w:space="8"/>
         </w:pBdr>
-        <w:shd w:fill="FDF0E8" w:color="auto" w:val="clear"/>
+        <w:shd w:fill="FDEBD3" w:color="auto" w:val="clear"/>
         <w:spacing w:after="100" w:before="280"/>
         <w:ind w:left="160"/>
       </w:pPr>
@@ -672,7 +726,7 @@
           <w:rFonts w:ascii="Calibri" w:cs="Calibri" w:eastAsia="Calibri" w:hAnsi="Calibri"/>
           <w:b/>
           <w:bCs/>
-          <w:color w:val="C2410C"/>
+          <w:color w:val="A65200"/>
           <w:spacing w:val="20"/>
           <w:sz w:val="18"/>
           <w:szCs w:val="18"/>
@@ -690,7 +744,7 @@
           <w:rFonts w:ascii="Calibri" w:cs="Calibri" w:eastAsia="Calibri" w:hAnsi="Calibri"/>
           <w:b/>
           <w:bCs/>
-          <w:color w:val="1F2937"/>
+          <w:color w:val="1D1D1B"/>
           <w:sz w:val="24"/>
           <w:szCs w:val="24"/>
         </w:rPr>
@@ -709,7 +763,7 @@
       <w:r>
         <w:rPr>
           <w:rFonts w:ascii="Calibri" w:cs="Calibri" w:eastAsia="Calibri" w:hAnsi="Calibri"/>
-          <w:color w:val="1F2937"/>
+          <w:color w:val="1D1D1B"/>
           <w:sz w:val="22"/>
           <w:szCs w:val="22"/>
         </w:rPr>
@@ -721,9 +775,9 @@
         <w:pStyle w:val="Heading2"/>
         <w:keepNext/>
         <w:pBdr>
-          <w:left w:val="single" w:color="C2410C" w:sz="24" w:space="8"/>
+          <w:left w:val="single" w:color="EF7D00" w:sz="36" w:space="8"/>
         </w:pBdr>
-        <w:shd w:fill="FDF0E8" w:color="auto" w:val="clear"/>
+        <w:shd w:fill="FDEBD3" w:color="auto" w:val="clear"/>
         <w:spacing w:after="100" w:before="280"/>
         <w:ind w:left="160"/>
       </w:pPr>
@@ -732,7 +786,7 @@
           <w:rFonts w:ascii="Calibri" w:cs="Calibri" w:eastAsia="Calibri" w:hAnsi="Calibri"/>
           <w:b/>
           <w:bCs/>
-          <w:color w:val="C2410C"/>
+          <w:color w:val="A65200"/>
           <w:spacing w:val="20"/>
           <w:sz w:val="18"/>
           <w:szCs w:val="18"/>
@@ -750,7 +804,7 @@
           <w:rFonts w:ascii="Calibri" w:cs="Calibri" w:eastAsia="Calibri" w:hAnsi="Calibri"/>
           <w:b/>
           <w:bCs/>
-          <w:color w:val="1F2937"/>
+          <w:color w:val="1D1D1B"/>
           <w:sz w:val="24"/>
           <w:szCs w:val="24"/>
         </w:rPr>
@@ -769,7 +823,7 @@
       <w:r>
         <w:rPr>
           <w:rFonts w:ascii="Calibri" w:cs="Calibri" w:eastAsia="Calibri" w:hAnsi="Calibri"/>
-          <w:color w:val="1F2937"/>
+          <w:color w:val="1D1D1B"/>
           <w:sz w:val="22"/>
           <w:szCs w:val="22"/>
         </w:rPr>
@@ -781,9 +835,9 @@
         <w:pStyle w:val="Heading2"/>
         <w:keepNext/>
         <w:pBdr>
-          <w:left w:val="single" w:color="C2410C" w:sz="24" w:space="8"/>
+          <w:left w:val="single" w:color="EF7D00" w:sz="36" w:space="8"/>
         </w:pBdr>
-        <w:shd w:fill="FDF0E8" w:color="auto" w:val="clear"/>
+        <w:shd w:fill="FDEBD3" w:color="auto" w:val="clear"/>
         <w:spacing w:after="100" w:before="280"/>
         <w:ind w:left="160"/>
       </w:pPr>
@@ -792,7 +846,7 @@
           <w:rFonts w:ascii="Calibri" w:cs="Calibri" w:eastAsia="Calibri" w:hAnsi="Calibri"/>
           <w:b/>
           <w:bCs/>
-          <w:color w:val="C2410C"/>
+          <w:color w:val="A65200"/>
           <w:spacing w:val="20"/>
           <w:sz w:val="18"/>
           <w:szCs w:val="18"/>
@@ -810,7 +864,7 @@
           <w:rFonts w:ascii="Calibri" w:cs="Calibri" w:eastAsia="Calibri" w:hAnsi="Calibri"/>
           <w:b/>
           <w:bCs/>
-          <w:color w:val="1F2937"/>
+          <w:color w:val="1D1D1B"/>
           <w:sz w:val="24"/>
           <w:szCs w:val="24"/>
         </w:rPr>
@@ -829,7 +883,7 @@
       <w:r>
         <w:rPr>
           <w:rFonts w:ascii="Calibri" w:cs="Calibri" w:eastAsia="Calibri" w:hAnsi="Calibri"/>
-          <w:color w:val="1F2937"/>
+          <w:color w:val="1D1D1B"/>
           <w:sz w:val="22"/>
           <w:szCs w:val="22"/>
         </w:rPr>
@@ -848,7 +902,7 @@
       <w:r>
         <w:rPr>
           <w:rFonts w:ascii="Calibri" w:cs="Calibri" w:eastAsia="Calibri" w:hAnsi="Calibri"/>
-          <w:color w:val="1F2937"/>
+          <w:color w:val="1D1D1B"/>
           <w:sz w:val="22"/>
           <w:szCs w:val="22"/>
         </w:rPr>
@@ -867,7 +921,7 @@
       <w:r>
         <w:rPr>
           <w:rFonts w:ascii="Calibri" w:cs="Calibri" w:eastAsia="Calibri" w:hAnsi="Calibri"/>
-          <w:color w:val="1F2937"/>
+          <w:color w:val="1D1D1B"/>
           <w:sz w:val="22"/>
           <w:szCs w:val="22"/>
         </w:rPr>
@@ -896,11 +950,11 @@
             <w:tcW w:type="dxa" w:w="10080"/>
             <w:tcBorders>
               <w:top w:val="none" w:color="FFFFFF" w:sz="0"/>
-              <w:left w:val="single" w:color="B45309" w:sz="24"/>
+              <w:left w:val="single" w:color="EF7D00" w:sz="24"/>
               <w:bottom w:val="none" w:color="FFFFFF" w:sz="0"/>
               <w:right w:val="none" w:color="FFFFFF" w:sz="0"/>
             </w:tcBorders>
-            <w:shd w:fill="FEF6E4" w:color="auto" w:val="clear"/>
+            <w:shd w:fill="FFF4DC" w:color="auto" w:val="clear"/>
             <w:tcMar>
               <w:top w:type="dxa" w:w="160"/>
               <w:left w:type="dxa" w:w="240"/>
@@ -917,7 +971,7 @@
                 <w:rFonts w:ascii="Calibri" w:cs="Calibri" w:eastAsia="Calibri" w:hAnsi="Calibri"/>
                 <w:b/>
                 <w:bCs/>
-                <w:color w:val="B45309"/>
+                <w:color w:val="8A5A00"/>
                 <w:spacing w:val="20"/>
                 <w:sz w:val="17"/>
                 <w:szCs w:val="17"/>
@@ -932,7 +986,7 @@
             <w:r>
               <w:rPr>
                 <w:rFonts w:ascii="Calibri" w:cs="Calibri" w:eastAsia="Calibri" w:hAnsi="Calibri"/>
-                <w:color w:val="1F2937"/>
+                <w:color w:val="1D1D1B"/>
                 <w:sz w:val="22"/>
                 <w:szCs w:val="22"/>
               </w:rPr>
@@ -952,9 +1006,9 @@
         <w:pStyle w:val="Heading2"/>
         <w:keepNext/>
         <w:pBdr>
-          <w:left w:val="single" w:color="C2410C" w:sz="24" w:space="8"/>
+          <w:left w:val="single" w:color="EF7D00" w:sz="36" w:space="8"/>
         </w:pBdr>
-        <w:shd w:fill="FDF0E8" w:color="auto" w:val="clear"/>
+        <w:shd w:fill="FDEBD3" w:color="auto" w:val="clear"/>
         <w:spacing w:after="100" w:before="280"/>
         <w:ind w:left="160"/>
       </w:pPr>
@@ -963,7 +1017,7 @@
           <w:rFonts w:ascii="Calibri" w:cs="Calibri" w:eastAsia="Calibri" w:hAnsi="Calibri"/>
           <w:b/>
           <w:bCs/>
-          <w:color w:val="C2410C"/>
+          <w:color w:val="A65200"/>
           <w:spacing w:val="20"/>
           <w:sz w:val="18"/>
           <w:szCs w:val="18"/>
@@ -981,7 +1035,7 @@
           <w:rFonts w:ascii="Calibri" w:cs="Calibri" w:eastAsia="Calibri" w:hAnsi="Calibri"/>
           <w:b/>
           <w:bCs/>
-          <w:color w:val="1F2937"/>
+          <w:color w:val="1D1D1B"/>
           <w:sz w:val="24"/>
           <w:szCs w:val="24"/>
         </w:rPr>
@@ -1000,7 +1054,7 @@
       <w:r>
         <w:rPr>
           <w:rFonts w:ascii="Calibri" w:cs="Calibri" w:eastAsia="Calibri" w:hAnsi="Calibri"/>
-          <w:color w:val="1F2937"/>
+          <w:color w:val="1D1D1B"/>
           <w:sz w:val="22"/>
           <w:szCs w:val="22"/>
         </w:rPr>
@@ -1019,7 +1073,7 @@
       <w:r>
         <w:rPr>
           <w:rFonts w:ascii="Calibri" w:cs="Calibri" w:eastAsia="Calibri" w:hAnsi="Calibri"/>
-          <w:color w:val="1F2937"/>
+          <w:color w:val="1D1D1B"/>
           <w:sz w:val="22"/>
           <w:szCs w:val="22"/>
         </w:rPr>
@@ -1031,7 +1085,7 @@
         <w:pStyle w:val="Heading1"/>
         <w:keepNext/>
         <w:pBdr>
-          <w:bottom w:val="single" w:color="C2410C" w:sz="8" w:space="4"/>
+          <w:bottom w:val="single" w:color="EF7D00" w:sz="18" w:space="4"/>
         </w:pBdr>
         <w:spacing w:after="160" w:before="360"/>
       </w:pPr>
@@ -1040,11 +1094,11 @@
           <w:rFonts w:ascii="Calibri" w:cs="Calibri" w:eastAsia="Calibri" w:hAnsi="Calibri"/>
           <w:b/>
           <w:bCs/>
-          <w:color w:val="C2410C"/>
-          <w:sz w:val="30"/>
-          <w:szCs w:val="30"/>
-        </w:rPr>
-        <w:t xml:space="preserve">Prompts sugeridos</w:t>
+          <w:color w:val="1D1D1B"/>
+          <w:sz w:val="28"/>
+          <w:szCs w:val="28"/>
+        </w:rPr>
+        <w:t xml:space="preserve">PROMPTS SUGERIDOS</w:t>
       </w:r>
     </w:p>
     <w:p>
@@ -1054,7 +1108,7 @@
       <w:r>
         <w:rPr>
           <w:rFonts w:ascii="Calibri" w:cs="Calibri" w:eastAsia="Calibri" w:hAnsi="Calibri"/>
-          <w:color w:val="1F2937"/>
+          <w:color w:val="1D1D1B"/>
           <w:sz w:val="22"/>
           <w:szCs w:val="22"/>
         </w:rPr>
@@ -1083,11 +1137,11 @@
             <w:tcW w:type="dxa" w:w="10080"/>
             <w:tcBorders>
               <w:top w:val="none" w:color="FFFFFF" w:sz="0"/>
-              <w:left w:val="single" w:color="9CA3AF" w:sz="24"/>
+              <w:left w:val="single" w:color="1D1D1B" w:sz="24"/>
               <w:bottom w:val="none" w:color="FFFFFF" w:sz="0"/>
               <w:right w:val="none" w:color="FFFFFF" w:sz="0"/>
             </w:tcBorders>
-            <w:shd w:fill="F3F4F6" w:color="auto" w:val="clear"/>
+            <w:shd w:fill="F4F4F2" w:color="auto" w:val="clear"/>
             <w:tcMar>
               <w:top w:type="dxa" w:w="160"/>
               <w:left w:type="dxa" w:w="240"/>
@@ -1104,7 +1158,7 @@
                 <w:rFonts w:ascii="Calibri" w:cs="Calibri" w:eastAsia="Calibri" w:hAnsi="Calibri"/>
                 <w:b/>
                 <w:bCs/>
-                <w:color w:val="4B5563"/>
+                <w:color w:val="1D1D1B"/>
                 <w:spacing w:val="20"/>
                 <w:sz w:val="17"/>
                 <w:szCs w:val="17"/>
@@ -1119,7 +1173,7 @@
             <w:r>
               <w:rPr>
                 <w:rFonts w:ascii="Consolas" w:cs="Consolas" w:eastAsia="Consolas" w:hAnsi="Consolas"/>
-                <w:color w:val="1F2937"/>
+                <w:color w:val="1D1D1B"/>
                 <w:sz w:val="19"/>
                 <w:szCs w:val="19"/>
               </w:rPr>
@@ -1133,7 +1187,7 @@
             <w:r>
               <w:rPr>
                 <w:rFonts w:ascii="Consolas" w:cs="Consolas" w:eastAsia="Consolas" w:hAnsi="Consolas"/>
-                <w:color w:val="1F2937"/>
+                <w:color w:val="1D1D1B"/>
                 <w:sz w:val="19"/>
                 <w:szCs w:val="19"/>
               </w:rPr>
@@ -1147,7 +1201,7 @@
             <w:r>
               <w:rPr>
                 <w:rFonts w:ascii="Consolas" w:cs="Consolas" w:eastAsia="Consolas" w:hAnsi="Consolas"/>
-                <w:color w:val="1F2937"/>
+                <w:color w:val="1D1D1B"/>
                 <w:sz w:val="19"/>
                 <w:szCs w:val="19"/>
               </w:rPr>
@@ -1161,7 +1215,7 @@
             <w:r>
               <w:rPr>
                 <w:rFonts w:ascii="Consolas" w:cs="Consolas" w:eastAsia="Consolas" w:hAnsi="Consolas"/>
-                <w:color w:val="1F2937"/>
+                <w:color w:val="1D1D1B"/>
                 <w:sz w:val="19"/>
                 <w:szCs w:val="19"/>
               </w:rPr>
@@ -1175,7 +1229,7 @@
             <w:r>
               <w:rPr>
                 <w:rFonts w:ascii="Consolas" w:cs="Consolas" w:eastAsia="Consolas" w:hAnsi="Consolas"/>
-                <w:color w:val="1F2937"/>
+                <w:color w:val="1D1D1B"/>
                 <w:sz w:val="19"/>
                 <w:szCs w:val="19"/>
               </w:rPr>
@@ -1212,11 +1266,11 @@
             <w:tcW w:type="dxa" w:w="10080"/>
             <w:tcBorders>
               <w:top w:val="none" w:color="FFFFFF" w:sz="0"/>
-              <w:left w:val="single" w:color="9CA3AF" w:sz="24"/>
+              <w:left w:val="single" w:color="1D1D1B" w:sz="24"/>
               <w:bottom w:val="none" w:color="FFFFFF" w:sz="0"/>
               <w:right w:val="none" w:color="FFFFFF" w:sz="0"/>
             </w:tcBorders>
-            <w:shd w:fill="F3F4F6" w:color="auto" w:val="clear"/>
+            <w:shd w:fill="F4F4F2" w:color="auto" w:val="clear"/>
             <w:tcMar>
               <w:top w:type="dxa" w:w="160"/>
               <w:left w:type="dxa" w:w="240"/>
@@ -1233,7 +1287,7 @@
                 <w:rFonts w:ascii="Calibri" w:cs="Calibri" w:eastAsia="Calibri" w:hAnsi="Calibri"/>
                 <w:b/>
                 <w:bCs/>
-                <w:color w:val="4B5563"/>
+                <w:color w:val="1D1D1B"/>
                 <w:spacing w:val="20"/>
                 <w:sz w:val="17"/>
                 <w:szCs w:val="17"/>
@@ -1248,7 +1302,7 @@
             <w:r>
               <w:rPr>
                 <w:rFonts w:ascii="Consolas" w:cs="Consolas" w:eastAsia="Consolas" w:hAnsi="Consolas"/>
-                <w:color w:val="1F2937"/>
+                <w:color w:val="1D1D1B"/>
                 <w:sz w:val="19"/>
                 <w:szCs w:val="19"/>
               </w:rPr>
@@ -1285,11 +1339,11 @@
             <w:tcW w:type="dxa" w:w="10080"/>
             <w:tcBorders>
               <w:top w:val="none" w:color="FFFFFF" w:sz="0"/>
-              <w:left w:val="single" w:color="C2410C" w:sz="24"/>
+              <w:left w:val="single" w:color="EF7D00" w:sz="24"/>
               <w:bottom w:val="none" w:color="FFFFFF" w:sz="0"/>
               <w:right w:val="none" w:color="FFFFFF" w:sz="0"/>
             </w:tcBorders>
-            <w:shd w:fill="FDF0E8" w:color="auto" w:val="clear"/>
+            <w:shd w:fill="FDEBD3" w:color="auto" w:val="clear"/>
             <w:tcMar>
               <w:top w:type="dxa" w:w="160"/>
               <w:left w:type="dxa" w:w="240"/>
@@ -1306,7 +1360,7 @@
                 <w:rFonts w:ascii="Calibri" w:cs="Calibri" w:eastAsia="Calibri" w:hAnsi="Calibri"/>
                 <w:b/>
                 <w:bCs/>
-                <w:color w:val="C2410C"/>
+                <w:color w:val="A65200"/>
                 <w:spacing w:val="20"/>
                 <w:sz w:val="17"/>
                 <w:szCs w:val="17"/>
@@ -1321,7 +1375,7 @@
             <w:r>
               <w:rPr>
                 <w:rFonts w:ascii="Calibri" w:cs="Calibri" w:eastAsia="Calibri" w:hAnsi="Calibri"/>
-                <w:color w:val="1F2937"/>
+                <w:color w:val="1D1D1B"/>
                 <w:sz w:val="22"/>
                 <w:szCs w:val="22"/>
               </w:rPr>
@@ -1341,7 +1395,7 @@
         <w:pStyle w:val="Heading1"/>
         <w:keepNext/>
         <w:pBdr>
-          <w:bottom w:val="single" w:color="C2410C" w:sz="8" w:space="4"/>
+          <w:bottom w:val="single" w:color="EF7D00" w:sz="18" w:space="4"/>
         </w:pBdr>
         <w:spacing w:after="160" w:before="360"/>
       </w:pPr>
@@ -1350,23 +1404,23 @@
           <w:rFonts w:ascii="Calibri" w:cs="Calibri" w:eastAsia="Calibri" w:hAnsi="Calibri"/>
           <w:b/>
           <w:bCs/>
-          <w:color w:val="C2410C"/>
-          <w:sz w:val="30"/>
-          <w:szCs w:val="30"/>
-        </w:rPr>
-        <w:t xml:space="preserve">Tipos de ejemplo y su uso</w:t>
+          <w:color w:val="1D1D1B"/>
+          <w:sz w:val="28"/>
+          <w:szCs w:val="28"/>
+        </w:rPr>
+        <w:t xml:space="preserve">TIPOS DE EJEMPLO Y SU USO</w:t>
       </w:r>
     </w:p>
     <w:tbl>
       <w:tblPr>
         <w:tblW w:type="dxa" w:w="10080"/>
         <w:tblBorders>
-          <w:top w:val="single" w:color="E5E7EB" w:sz="4"/>
-          <w:left w:val="single" w:color="E5E7EB" w:sz="4"/>
-          <w:bottom w:val="single" w:color="E5E7EB" w:sz="4"/>
-          <w:right w:val="single" w:color="E5E7EB" w:sz="4"/>
-          <w:insideH w:val="single" w:color="E5E7EB" w:sz="4"/>
-          <w:insideV w:val="single" w:color="E5E7EB" w:sz="4"/>
+          <w:top w:val="single" w:color="E2E2DF" w:sz="4"/>
+          <w:left w:val="single" w:color="E2E2DF" w:sz="4"/>
+          <w:bottom w:val="single" w:color="E2E2DF" w:sz="4"/>
+          <w:right w:val="single" w:color="E2E2DF" w:sz="4"/>
+          <w:insideH w:val="single" w:color="E2E2DF" w:sz="4"/>
+          <w:insideV w:val="single" w:color="E2E2DF" w:sz="4"/>
         </w:tblBorders>
         <w:tblLayout w:type="fixed"/>
       </w:tblPr>
@@ -1382,7 +1436,7 @@
         <w:tc>
           <w:tcPr>
             <w:tcW w:type="dxa" w:w="3427"/>
-            <w:shd w:fill="C2410C" w:color="auto" w:val="clear"/>
+            <w:shd w:fill="EF7D00" w:color="auto" w:val="clear"/>
             <w:tcMar>
               <w:top w:type="dxa" w:w="100"/>
               <w:left w:type="dxa" w:w="140"/>
@@ -1399,7 +1453,7 @@
               <w:rPr>
                 <w:b/>
                 <w:bCs/>
-                <w:color w:val="FFFFFF"/>
+                <w:color w:val="1D1D1B"/>
                 <w:sz w:val="20"/>
                 <w:szCs w:val="20"/>
               </w:rPr>
@@ -1410,7 +1464,7 @@
         <w:tc>
           <w:tcPr>
             <w:tcW w:type="dxa" w:w="3629"/>
-            <w:shd w:fill="C2410C" w:color="auto" w:val="clear"/>
+            <w:shd w:fill="EF7D00" w:color="auto" w:val="clear"/>
             <w:tcMar>
               <w:top w:type="dxa" w:w="100"/>
               <w:left w:type="dxa" w:w="140"/>
@@ -1427,7 +1481,7 @@
               <w:rPr>
                 <w:b/>
                 <w:bCs/>
-                <w:color w:val="FFFFFF"/>
+                <w:color w:val="1D1D1B"/>
                 <w:sz w:val="20"/>
                 <w:szCs w:val="20"/>
               </w:rPr>
@@ -1438,7 +1492,7 @@
         <w:tc>
           <w:tcPr>
             <w:tcW w:type="dxa" w:w="3024"/>
-            <w:shd w:fill="C2410C" w:color="auto" w:val="clear"/>
+            <w:shd w:fill="EF7D00" w:color="auto" w:val="clear"/>
             <w:tcMar>
               <w:top w:type="dxa" w:w="100"/>
               <w:left w:type="dxa" w:w="140"/>
@@ -1455,7 +1509,7 @@
               <w:rPr>
                 <w:b/>
                 <w:bCs/>
-                <w:color w:val="FFFFFF"/>
+                <w:color w:val="1D1D1B"/>
                 <w:sz w:val="20"/>
                 <w:szCs w:val="20"/>
               </w:rPr>
@@ -1488,7 +1542,7 @@
               <w:rPr>
                 <w:b/>
                 <w:bCs/>
-                <w:color w:val="1F2937"/>
+                <w:color w:val="1D1D1B"/>
                 <w:sz w:val="20"/>
                 <w:szCs w:val="20"/>
               </w:rPr>
@@ -1516,7 +1570,7 @@
               <w:rPr>
                 <w:b w:val="false"/>
                 <w:bCs w:val="false"/>
-                <w:color w:val="1F2937"/>
+                <w:color w:val="1D1D1B"/>
                 <w:sz w:val="20"/>
                 <w:szCs w:val="20"/>
               </w:rPr>
@@ -1544,7 +1598,7 @@
               <w:rPr>
                 <w:b w:val="false"/>
                 <w:bCs w:val="false"/>
-                <w:color w:val="1F2937"/>
+                <w:color w:val="1D1D1B"/>
                 <w:sz w:val="20"/>
                 <w:szCs w:val="20"/>
               </w:rPr>
@@ -1560,7 +1614,7 @@
         <w:tc>
           <w:tcPr>
             <w:tcW w:type="dxa" w:w="3427"/>
-            <w:shd w:fill="F9FAFB" w:color="auto" w:val="clear"/>
+            <w:shd w:fill="F4F4F2" w:color="auto" w:val="clear"/>
             <w:tcMar>
               <w:top w:type="dxa" w:w="100"/>
               <w:left w:type="dxa" w:w="140"/>
@@ -1577,7 +1631,7 @@
               <w:rPr>
                 <w:b/>
                 <w:bCs/>
-                <w:color w:val="1F2937"/>
+                <w:color w:val="1D1D1B"/>
                 <w:sz w:val="20"/>
                 <w:szCs w:val="20"/>
               </w:rPr>
@@ -1588,7 +1642,7 @@
         <w:tc>
           <w:tcPr>
             <w:tcW w:type="dxa" w:w="3629"/>
-            <w:shd w:fill="F9FAFB" w:color="auto" w:val="clear"/>
+            <w:shd w:fill="F4F4F2" w:color="auto" w:val="clear"/>
             <w:tcMar>
               <w:top w:type="dxa" w:w="100"/>
               <w:left w:type="dxa" w:w="140"/>
@@ -1605,7 +1659,7 @@
               <w:rPr>
                 <w:b w:val="false"/>
                 <w:bCs w:val="false"/>
-                <w:color w:val="1F2937"/>
+                <w:color w:val="1D1D1B"/>
                 <w:sz w:val="20"/>
                 <w:szCs w:val="20"/>
               </w:rPr>
@@ -1616,7 +1670,7 @@
         <w:tc>
           <w:tcPr>
             <w:tcW w:type="dxa" w:w="3024"/>
-            <w:shd w:fill="F9FAFB" w:color="auto" w:val="clear"/>
+            <w:shd w:fill="F4F4F2" w:color="auto" w:val="clear"/>
             <w:tcMar>
               <w:top w:type="dxa" w:w="100"/>
               <w:left w:type="dxa" w:w="140"/>
@@ -1633,7 +1687,7 @@
               <w:rPr>
                 <w:b w:val="false"/>
                 <w:bCs w:val="false"/>
-                <w:color w:val="1F2937"/>
+                <w:color w:val="1D1D1B"/>
                 <w:sz w:val="20"/>
                 <w:szCs w:val="20"/>
               </w:rPr>
@@ -1666,7 +1720,7 @@
               <w:rPr>
                 <w:b/>
                 <w:bCs/>
-                <w:color w:val="1F2937"/>
+                <w:color w:val="1D1D1B"/>
                 <w:sz w:val="20"/>
                 <w:szCs w:val="20"/>
               </w:rPr>
@@ -1694,7 +1748,7 @@
               <w:rPr>
                 <w:b w:val="false"/>
                 <w:bCs w:val="false"/>
-                <w:color w:val="1F2937"/>
+                <w:color w:val="1D1D1B"/>
                 <w:sz w:val="20"/>
                 <w:szCs w:val="20"/>
               </w:rPr>
@@ -1722,7 +1776,7 @@
               <w:rPr>
                 <w:b w:val="false"/>
                 <w:bCs w:val="false"/>
-                <w:color w:val="1F2937"/>
+                <w:color w:val="1D1D1B"/>
                 <w:sz w:val="20"/>
                 <w:szCs w:val="20"/>
               </w:rPr>
@@ -1738,7 +1792,7 @@
         <w:tc>
           <w:tcPr>
             <w:tcW w:type="dxa" w:w="3427"/>
-            <w:shd w:fill="F9FAFB" w:color="auto" w:val="clear"/>
+            <w:shd w:fill="F4F4F2" w:color="auto" w:val="clear"/>
             <w:tcMar>
               <w:top w:type="dxa" w:w="100"/>
               <w:left w:type="dxa" w:w="140"/>
@@ -1755,7 +1809,7 @@
               <w:rPr>
                 <w:b/>
                 <w:bCs/>
-                <w:color w:val="1F2937"/>
+                <w:color w:val="1D1D1B"/>
                 <w:sz w:val="20"/>
                 <w:szCs w:val="20"/>
               </w:rPr>
@@ -1766,7 +1820,7 @@
         <w:tc>
           <w:tcPr>
             <w:tcW w:type="dxa" w:w="3629"/>
-            <w:shd w:fill="F9FAFB" w:color="auto" w:val="clear"/>
+            <w:shd w:fill="F4F4F2" w:color="auto" w:val="clear"/>
             <w:tcMar>
               <w:top w:type="dxa" w:w="100"/>
               <w:left w:type="dxa" w:w="140"/>
@@ -1783,7 +1837,7 @@
               <w:rPr>
                 <w:b w:val="false"/>
                 <w:bCs w:val="false"/>
-                <w:color w:val="1F2937"/>
+                <w:color w:val="1D1D1B"/>
                 <w:sz w:val="20"/>
                 <w:szCs w:val="20"/>
               </w:rPr>
@@ -1794,7 +1848,7 @@
         <w:tc>
           <w:tcPr>
             <w:tcW w:type="dxa" w:w="3024"/>
-            <w:shd w:fill="F9FAFB" w:color="auto" w:val="clear"/>
+            <w:shd w:fill="F4F4F2" w:color="auto" w:val="clear"/>
             <w:tcMar>
               <w:top w:type="dxa" w:w="100"/>
               <w:left w:type="dxa" w:w="140"/>
@@ -1811,7 +1865,7 @@
               <w:rPr>
                 <w:b w:val="false"/>
                 <w:bCs w:val="false"/>
-                <w:color w:val="1F2937"/>
+                <w:color w:val="1D1D1B"/>
                 <w:sz w:val="20"/>
                 <w:szCs w:val="20"/>
               </w:rPr>
@@ -1844,7 +1898,7 @@
               <w:rPr>
                 <w:b/>
                 <w:bCs/>
-                <w:color w:val="1F2937"/>
+                <w:color w:val="1D1D1B"/>
                 <w:sz w:val="20"/>
                 <w:szCs w:val="20"/>
               </w:rPr>
@@ -1872,7 +1926,7 @@
               <w:rPr>
                 <w:b w:val="false"/>
                 <w:bCs w:val="false"/>
-                <w:color w:val="1F2937"/>
+                <w:color w:val="1D1D1B"/>
                 <w:sz w:val="20"/>
                 <w:szCs w:val="20"/>
               </w:rPr>
@@ -1900,7 +1954,7 @@
               <w:rPr>
                 <w:b w:val="false"/>
                 <w:bCs w:val="false"/>
-                <w:color w:val="1F2937"/>
+                <w:color w:val="1D1D1B"/>
                 <w:sz w:val="20"/>
                 <w:szCs w:val="20"/>
               </w:rPr>
@@ -1920,7 +1974,7 @@
         <w:pStyle w:val="Heading1"/>
         <w:keepNext/>
         <w:pBdr>
-          <w:bottom w:val="single" w:color="C2410C" w:sz="8" w:space="4"/>
+          <w:bottom w:val="single" w:color="EF7D00" w:sz="18" w:space="4"/>
         </w:pBdr>
         <w:spacing w:after="160" w:before="360"/>
       </w:pPr>
@@ -1929,11 +1983,11 @@
           <w:rFonts w:ascii="Calibri" w:cs="Calibri" w:eastAsia="Calibri" w:hAnsi="Calibri"/>
           <w:b/>
           <w:bCs/>
-          <w:color w:val="C2410C"/>
-          <w:sz w:val="30"/>
-          <w:szCs w:val="30"/>
-        </w:rPr>
-        <w:t xml:space="preserve">Buenas prácticas</w:t>
+          <w:color w:val="1D1D1B"/>
+          <w:sz w:val="28"/>
+          <w:szCs w:val="28"/>
+        </w:rPr>
+        <w:t xml:space="preserve">BUENAS PRÁCTICAS</w:t>
       </w:r>
     </w:p>
     <w:p>
@@ -1948,7 +2002,7 @@
       <w:r>
         <w:rPr>
           <w:rFonts w:ascii="Calibri" w:cs="Calibri" w:eastAsia="Calibri" w:hAnsi="Calibri"/>
-          <w:color w:val="1F2937"/>
+          <w:color w:val="1D1D1B"/>
           <w:sz w:val="22"/>
           <w:szCs w:val="22"/>
         </w:rPr>
@@ -1967,7 +2021,7 @@
       <w:r>
         <w:rPr>
           <w:rFonts w:ascii="Calibri" w:cs="Calibri" w:eastAsia="Calibri" w:hAnsi="Calibri"/>
-          <w:color w:val="1F2937"/>
+          <w:color w:val="1D1D1B"/>
           <w:sz w:val="22"/>
           <w:szCs w:val="22"/>
         </w:rPr>
@@ -1986,7 +2040,7 @@
       <w:r>
         <w:rPr>
           <w:rFonts w:ascii="Calibri" w:cs="Calibri" w:eastAsia="Calibri" w:hAnsi="Calibri"/>
-          <w:color w:val="1F2937"/>
+          <w:color w:val="1D1D1B"/>
           <w:sz w:val="22"/>
           <w:szCs w:val="22"/>
         </w:rPr>
@@ -1998,7 +2052,7 @@
         <w:pStyle w:val="Heading1"/>
         <w:keepNext/>
         <w:pBdr>
-          <w:bottom w:val="single" w:color="C2410C" w:sz="8" w:space="4"/>
+          <w:bottom w:val="single" w:color="EF7D00" w:sz="18" w:space="4"/>
         </w:pBdr>
         <w:spacing w:after="160" w:before="360"/>
       </w:pPr>
@@ -2007,23 +2061,23 @@
           <w:rFonts w:ascii="Calibri" w:cs="Calibri" w:eastAsia="Calibri" w:hAnsi="Calibri"/>
           <w:b/>
           <w:bCs/>
-          <w:color w:val="C2410C"/>
-          <w:sz w:val="30"/>
-          <w:szCs w:val="30"/>
-        </w:rPr>
-        <w:t xml:space="preserve">Errores frecuentes y cómo resolverlos</w:t>
+          <w:color w:val="1D1D1B"/>
+          <w:sz w:val="28"/>
+          <w:szCs w:val="28"/>
+        </w:rPr>
+        <w:t xml:space="preserve">ERRORES FRECUENTES Y CÓMO RESOLVERLOS</w:t>
       </w:r>
     </w:p>
     <w:tbl>
       <w:tblPr>
         <w:tblW w:type="dxa" w:w="10080"/>
         <w:tblBorders>
-          <w:top w:val="single" w:color="E5E7EB" w:sz="4"/>
-          <w:left w:val="single" w:color="E5E7EB" w:sz="4"/>
-          <w:bottom w:val="single" w:color="E5E7EB" w:sz="4"/>
-          <w:right w:val="single" w:color="E5E7EB" w:sz="4"/>
-          <w:insideH w:val="single" w:color="E5E7EB" w:sz="4"/>
-          <w:insideV w:val="single" w:color="E5E7EB" w:sz="4"/>
+          <w:top w:val="single" w:color="E2E2DF" w:sz="4"/>
+          <w:left w:val="single" w:color="E2E2DF" w:sz="4"/>
+          <w:bottom w:val="single" w:color="E2E2DF" w:sz="4"/>
+          <w:right w:val="single" w:color="E2E2DF" w:sz="4"/>
+          <w:insideH w:val="single" w:color="E2E2DF" w:sz="4"/>
+          <w:insideV w:val="single" w:color="E2E2DF" w:sz="4"/>
         </w:tblBorders>
         <w:tblLayout w:type="fixed"/>
       </w:tblPr>
@@ -2038,7 +2092,7 @@
         <w:tc>
           <w:tcPr>
             <w:tcW w:type="dxa" w:w="3629"/>
-            <w:shd w:fill="C2410C" w:color="auto" w:val="clear"/>
+            <w:shd w:fill="EF7D00" w:color="auto" w:val="clear"/>
             <w:tcMar>
               <w:top w:type="dxa" w:w="100"/>
               <w:left w:type="dxa" w:w="140"/>
@@ -2055,7 +2109,7 @@
               <w:rPr>
                 <w:b/>
                 <w:bCs/>
-                <w:color w:val="FFFFFF"/>
+                <w:color w:val="1D1D1B"/>
                 <w:sz w:val="20"/>
                 <w:szCs w:val="20"/>
               </w:rPr>
@@ -2066,7 +2120,7 @@
         <w:tc>
           <w:tcPr>
             <w:tcW w:type="dxa" w:w="6451"/>
-            <w:shd w:fill="C2410C" w:color="auto" w:val="clear"/>
+            <w:shd w:fill="EF7D00" w:color="auto" w:val="clear"/>
             <w:tcMar>
               <w:top w:type="dxa" w:w="100"/>
               <w:left w:type="dxa" w:w="140"/>
@@ -2083,7 +2137,7 @@
               <w:rPr>
                 <w:b/>
                 <w:bCs/>
-                <w:color w:val="FFFFFF"/>
+                <w:color w:val="1D1D1B"/>
                 <w:sz w:val="20"/>
                 <w:szCs w:val="20"/>
               </w:rPr>
@@ -2116,7 +2170,7 @@
               <w:rPr>
                 <w:b/>
                 <w:bCs/>
-                <w:color w:val="1F2937"/>
+                <w:color w:val="1D1D1B"/>
                 <w:sz w:val="20"/>
                 <w:szCs w:val="20"/>
               </w:rPr>
@@ -2144,7 +2198,7 @@
               <w:rPr>
                 <w:b w:val="false"/>
                 <w:bCs w:val="false"/>
-                <w:color w:val="1F2937"/>
+                <w:color w:val="1D1D1B"/>
                 <w:sz w:val="20"/>
                 <w:szCs w:val="20"/>
               </w:rPr>
@@ -2160,7 +2214,7 @@
         <w:tc>
           <w:tcPr>
             <w:tcW w:type="dxa" w:w="3629"/>
-            <w:shd w:fill="F9FAFB" w:color="auto" w:val="clear"/>
+            <w:shd w:fill="F4F4F2" w:color="auto" w:val="clear"/>
             <w:tcMar>
               <w:top w:type="dxa" w:w="100"/>
               <w:left w:type="dxa" w:w="140"/>
@@ -2177,7 +2231,7 @@
               <w:rPr>
                 <w:b/>
                 <w:bCs/>
-                <w:color w:val="1F2937"/>
+                <w:color w:val="1D1D1B"/>
                 <w:sz w:val="20"/>
                 <w:szCs w:val="20"/>
               </w:rPr>
@@ -2188,7 +2242,7 @@
         <w:tc>
           <w:tcPr>
             <w:tcW w:type="dxa" w:w="6451"/>
-            <w:shd w:fill="F9FAFB" w:color="auto" w:val="clear"/>
+            <w:shd w:fill="F4F4F2" w:color="auto" w:val="clear"/>
             <w:tcMar>
               <w:top w:type="dxa" w:w="100"/>
               <w:left w:type="dxa" w:w="140"/>
@@ -2205,7 +2259,7 @@
               <w:rPr>
                 <w:b w:val="false"/>
                 <w:bCs w:val="false"/>
-                <w:color w:val="1F2937"/>
+                <w:color w:val="1D1D1B"/>
                 <w:sz w:val="20"/>
                 <w:szCs w:val="20"/>
               </w:rPr>
@@ -2238,7 +2292,7 @@
               <w:rPr>
                 <w:b/>
                 <w:bCs/>
-                <w:color w:val="1F2937"/>
+                <w:color w:val="1D1D1B"/>
                 <w:sz w:val="20"/>
                 <w:szCs w:val="20"/>
               </w:rPr>
@@ -2266,7 +2320,7 @@
               <w:rPr>
                 <w:b w:val="false"/>
                 <w:bCs w:val="false"/>
-                <w:color w:val="1F2937"/>
+                <w:color w:val="1D1D1B"/>
                 <w:sz w:val="20"/>
                 <w:szCs w:val="20"/>
               </w:rPr>
@@ -2286,7 +2340,7 @@
         <w:pStyle w:val="Heading1"/>
         <w:keepNext/>
         <w:pBdr>
-          <w:bottom w:val="single" w:color="C2410C" w:sz="8" w:space="4"/>
+          <w:bottom w:val="single" w:color="EF7D00" w:sz="18" w:space="4"/>
         </w:pBdr>
         <w:spacing w:after="160" w:before="360"/>
       </w:pPr>
@@ -2295,11 +2349,11 @@
           <w:rFonts w:ascii="Calibri" w:cs="Calibri" w:eastAsia="Calibri" w:hAnsi="Calibri"/>
           <w:b/>
           <w:bCs/>
-          <w:color w:val="C2410C"/>
-          <w:sz w:val="30"/>
-          <w:szCs w:val="30"/>
-        </w:rPr>
-        <w:t xml:space="preserve">Reto práctico</w:t>
+          <w:color w:val="1D1D1B"/>
+          <w:sz w:val="28"/>
+          <w:szCs w:val="28"/>
+        </w:rPr>
+        <w:t xml:space="preserve">RETO PRÁCTICO</w:t>
       </w:r>
     </w:p>
     <w:tbl>
@@ -2324,11 +2378,11 @@
             <w:tcW w:type="dxa" w:w="10080"/>
             <w:tcBorders>
               <w:top w:val="none" w:color="FFFFFF" w:sz="0"/>
-              <w:left w:val="single" w:color="C2410C" w:sz="24"/>
+              <w:left w:val="single" w:color="1D1D1B" w:sz="24"/>
               <w:bottom w:val="none" w:color="FFFFFF" w:sz="0"/>
               <w:right w:val="none" w:color="FFFFFF" w:sz="0"/>
             </w:tcBorders>
-            <w:shd w:fill="FDF0E8" w:color="auto" w:val="clear"/>
+            <w:shd w:fill="F4F4F2" w:color="auto" w:val="clear"/>
             <w:tcMar>
               <w:top w:type="dxa" w:w="160"/>
               <w:left w:type="dxa" w:w="240"/>
@@ -2345,7 +2399,7 @@
                 <w:rFonts w:ascii="Calibri" w:cs="Calibri" w:eastAsia="Calibri" w:hAnsi="Calibri"/>
                 <w:b/>
                 <w:bCs/>
-                <w:color w:val="C2410C"/>
+                <w:color w:val="1D1D1B"/>
                 <w:spacing w:val="20"/>
                 <w:sz w:val="17"/>
                 <w:szCs w:val="17"/>
@@ -2360,7 +2414,7 @@
             <w:r>
               <w:rPr>
                 <w:rFonts w:ascii="Calibri" w:cs="Calibri" w:eastAsia="Calibri" w:hAnsi="Calibri"/>
-                <w:color w:val="1F2937"/>
+                <w:color w:val="1D1D1B"/>
                 <w:sz w:val="22"/>
                 <w:szCs w:val="22"/>
               </w:rPr>
@@ -2380,7 +2434,7 @@
         <w:pStyle w:val="Heading1"/>
         <w:keepNext/>
         <w:pBdr>
-          <w:bottom w:val="single" w:color="C2410C" w:sz="8" w:space="4"/>
+          <w:bottom w:val="single" w:color="EF7D00" w:sz="18" w:space="4"/>
         </w:pBdr>
         <w:spacing w:after="160" w:before="360"/>
       </w:pPr>
@@ -2389,11 +2443,11 @@
           <w:rFonts w:ascii="Calibri" w:cs="Calibri" w:eastAsia="Calibri" w:hAnsi="Calibri"/>
           <w:b/>
           <w:bCs/>
-          <w:color w:val="C2410C"/>
-          <w:sz w:val="30"/>
-          <w:szCs w:val="30"/>
-        </w:rPr>
-        <w:t xml:space="preserve">Verifica tu avance</w:t>
+          <w:color w:val="1D1D1B"/>
+          <w:sz w:val="28"/>
+          <w:szCs w:val="28"/>
+        </w:rPr>
+        <w:t xml:space="preserve">VERIFICA TU AVANCE</w:t>
       </w:r>
     </w:p>
     <w:p>
@@ -2407,7 +2461,7 @@
       <w:r>
         <w:rPr>
           <w:rFonts w:ascii="Segoe UI Symbol" w:cs="Segoe UI Symbol" w:eastAsia="Segoe UI Symbol" w:hAnsi="Segoe UI Symbol"/>
-          <w:color w:val="4B5563"/>
+          <w:color w:val="5C5C5A"/>
           <w:sz w:val="26"/>
           <w:szCs w:val="26"/>
         </w:rPr>
@@ -2416,7 +2470,7 @@
       <w:r>
         <w:rPr>
           <w:rFonts w:ascii="Calibri" w:cs="Calibri" w:eastAsia="Calibri" w:hAnsi="Calibri"/>
-          <w:color w:val="1F2937"/>
+          <w:color w:val="1D1D1B"/>
           <w:sz w:val="22"/>
           <w:szCs w:val="22"/>
         </w:rPr>
@@ -2434,7 +2488,7 @@
       <w:r>
         <w:rPr>
           <w:rFonts w:ascii="Segoe UI Symbol" w:cs="Segoe UI Symbol" w:eastAsia="Segoe UI Symbol" w:hAnsi="Segoe UI Symbol"/>
-          <w:color w:val="4B5563"/>
+          <w:color w:val="5C5C5A"/>
           <w:sz w:val="26"/>
           <w:szCs w:val="26"/>
         </w:rPr>
@@ -2443,7 +2497,7 @@
       <w:r>
         <w:rPr>
           <w:rFonts w:ascii="Calibri" w:cs="Calibri" w:eastAsia="Calibri" w:hAnsi="Calibri"/>
-          <w:color w:val="1F2937"/>
+          <w:color w:val="1D1D1B"/>
           <w:sz w:val="22"/>
           <w:szCs w:val="22"/>
         </w:rPr>
@@ -2461,7 +2515,7 @@
       <w:r>
         <w:rPr>
           <w:rFonts w:ascii="Segoe UI Symbol" w:cs="Segoe UI Symbol" w:eastAsia="Segoe UI Symbol" w:hAnsi="Segoe UI Symbol"/>
-          <w:color w:val="4B5563"/>
+          <w:color w:val="5C5C5A"/>
           <w:sz w:val="26"/>
           <w:szCs w:val="26"/>
         </w:rPr>
@@ -2470,7 +2524,7 @@
       <w:r>
         <w:rPr>
           <w:rFonts w:ascii="Calibri" w:cs="Calibri" w:eastAsia="Calibri" w:hAnsi="Calibri"/>
-          <w:color w:val="1F2937"/>
+          <w:color w:val="1D1D1B"/>
           <w:sz w:val="22"/>
           <w:szCs w:val="22"/>
         </w:rPr>
@@ -2488,7 +2542,7 @@
       <w:r>
         <w:rPr>
           <w:rFonts w:ascii="Segoe UI Symbol" w:cs="Segoe UI Symbol" w:eastAsia="Segoe UI Symbol" w:hAnsi="Segoe UI Symbol"/>
-          <w:color w:val="4B5563"/>
+          <w:color w:val="5C5C5A"/>
           <w:sz w:val="26"/>
           <w:szCs w:val="26"/>
         </w:rPr>
@@ -2497,7 +2551,7 @@
       <w:r>
         <w:rPr>
           <w:rFonts w:ascii="Calibri" w:cs="Calibri" w:eastAsia="Calibri" w:hAnsi="Calibri"/>
-          <w:color w:val="1F2937"/>
+          <w:color w:val="1D1D1B"/>
           <w:sz w:val="22"/>
           <w:szCs w:val="22"/>
         </w:rPr>
@@ -2531,11 +2585,11 @@
             <w:tcW w:type="dxa" w:w="10080"/>
             <w:tcBorders>
               <w:top w:val="none" w:color="FFFFFF" w:sz="0"/>
-              <w:left w:val="none" w:color="FFFFFF" w:sz="0"/>
+              <w:left w:val="single" w:color="EF7D00" w:sz="24"/>
               <w:bottom w:val="none" w:color="FFFFFF" w:sz="0"/>
               <w:right w:val="none" w:color="FFFFFF" w:sz="0"/>
             </w:tcBorders>
-            <w:shd w:fill="1F2937" w:color="auto" w:val="clear"/>
+            <w:shd w:fill="1D1D1B" w:color="auto" w:val="clear"/>
             <w:tcMar>
               <w:top w:type="dxa" w:w="240"/>
               <w:left w:type="dxa" w:w="300"/>
@@ -2552,7 +2606,7 @@
                 <w:rFonts w:ascii="Calibri" w:cs="Calibri" w:eastAsia="Calibri" w:hAnsi="Calibri"/>
                 <w:b/>
                 <w:bCs/>
-                <w:color w:val="FFFFFF"/>
+                <w:color w:val="EF7D00"/>
                 <w:sz w:val="24"/>
                 <w:szCs w:val="24"/>
               </w:rPr>
@@ -2647,7 +2701,7 @@
     <w:r>
       <w:rPr>
         <w:rFonts w:ascii="Calibri" w:cs="Calibri" w:eastAsia="Calibri" w:hAnsi="Calibri"/>
-        <w:color w:val="4B5563"/>
+        <w:color w:val="5C5C5A"/>
         <w:sz w:val="16"/>
         <w:szCs w:val="16"/>
       </w:rPr>
@@ -2656,7 +2710,7 @@
     <w:r>
       <w:rPr>
         <w:rFonts w:ascii="Calibri" w:cs="Calibri" w:eastAsia="Calibri" w:hAnsi="Calibri"/>
-        <w:color w:val="4B5563"/>
+        <w:color w:val="5C5C5A"/>
         <w:sz w:val="16"/>
         <w:szCs w:val="16"/>
       </w:rPr>
@@ -2665,7 +2719,7 @@
     <w:r>
       <w:rPr>
         <w:rFonts w:ascii="Calibri" w:cs="Calibri" w:eastAsia="Calibri" w:hAnsi="Calibri"/>
-        <w:color w:val="4B5563"/>
+        <w:color w:val="5C5C5A"/>
         <w:sz w:val="16"/>
         <w:szCs w:val="16"/>
       </w:rPr>
@@ -2677,7 +2731,7 @@
     <w:r>
       <w:rPr>
         <w:rFonts w:ascii="Calibri" w:cs="Calibri" w:eastAsia="Calibri" w:hAnsi="Calibri"/>
-        <w:color w:val="4B5563"/>
+        <w:color w:val="5C5C5A"/>
         <w:sz w:val="16"/>
         <w:szCs w:val="16"/>
       </w:rPr>
@@ -2686,7 +2740,7 @@
     <w:r>
       <w:rPr>
         <w:rFonts w:ascii="Calibri" w:cs="Calibri" w:eastAsia="Calibri" w:hAnsi="Calibri"/>
-        <w:color w:val="4B5563"/>
+        <w:color w:val="5C5C5A"/>
         <w:sz w:val="16"/>
         <w:szCs w:val="16"/>
       </w:rPr>
@@ -2741,7 +2795,7 @@
   <w:p>
     <w:pPr>
       <w:pBdr>
-        <w:bottom w:val="single" w:color="E5E7EB" w:sz="4" w:space="6"/>
+        <w:bottom w:val="single" w:color="E2E2DF" w:sz="4" w:space="6"/>
       </w:pBdr>
       <w:tabs>
         <w:tab w:val="right" w:pos="10080"/>
@@ -2752,7 +2806,7 @@
         <w:rFonts w:ascii="Calibri" w:cs="Calibri" w:eastAsia="Calibri" w:hAnsi="Calibri"/>
         <w:b/>
         <w:bCs/>
-        <w:color w:val="EF6C00"/>
+        <w:color w:val="A65200"/>
         <w:sz w:val="17"/>
         <w:szCs w:val="17"/>
       </w:rPr>
@@ -2761,7 +2815,7 @@
     <w:r>
       <w:rPr>
         <w:rFonts w:ascii="Calibri" w:cs="Calibri" w:eastAsia="Calibri" w:hAnsi="Calibri"/>
-        <w:color w:val="4B5563"/>
+        <w:color w:val="5C5C5A"/>
         <w:sz w:val="17"/>
         <w:szCs w:val="17"/>
       </w:rPr>
@@ -2772,7 +2826,7 @@
         <w:rFonts w:ascii="Calibri" w:cs="Calibri" w:eastAsia="Calibri" w:hAnsi="Calibri"/>
         <w:b/>
         <w:bCs/>
-        <w:color w:val="C2410C"/>
+        <w:color w:val="A65200"/>
         <w:sz w:val="17"/>
         <w:szCs w:val="17"/>
       </w:rPr>
@@ -2881,7 +2935,7 @@
       <w:rPr>
         <w:b/>
         <w:bCs/>
-        <w:color w:val="C2410C"/>
+        <w:color w:val="EF7D00"/>
       </w:rPr>
     </w:lvl>
   </w:abstractNum>
@@ -2906,7 +2960,7 @@
     <w:rPrDefault>
       <w:rPr>
         <w:rFonts w:ascii="Calibri" w:cs="Calibri" w:eastAsia="Calibri" w:hAnsi="Calibri"/>
-        <w:color w:val="1F2937"/>
+        <w:color w:val="1D1D1B"/>
         <w:sz w:val="22"/>
         <w:szCs w:val="22"/>
       </w:rPr>
@@ -3086,9 +3140,9 @@
       <w:rFonts w:ascii="Calibri" w:cs="Calibri" w:eastAsia="Calibri" w:hAnsi="Calibri"/>
       <w:b/>
       <w:bCs/>
-      <w:color w:val="C2410C"/>
-      <w:sz w:val="30"/>
-      <w:szCs w:val="30"/>
+      <w:color w:val="1D1D1B"/>
+      <w:sz w:val="28"/>
+      <w:szCs w:val="28"/>
     </w:rPr>
   </w:style>
   <w:style w:type="paragraph" w:styleId="Heading2">
@@ -3103,7 +3157,7 @@
       <w:rFonts w:ascii="Calibri" w:cs="Calibri" w:eastAsia="Calibri" w:hAnsi="Calibri"/>
       <w:b/>
       <w:bCs/>
-      <w:color w:val="1F2937"/>
+      <w:color w:val="1D1D1B"/>
       <w:sz w:val="24"/>
       <w:szCs w:val="24"/>
     </w:rPr>
@@ -3120,7 +3174,7 @@
       <w:rFonts w:ascii="Calibri" w:cs="Calibri" w:eastAsia="Calibri" w:hAnsi="Calibri"/>
       <w:b/>
       <w:bCs/>
-      <w:color w:val="1F2937"/>
+      <w:color w:val="1D1D1B"/>
       <w:sz w:val="23"/>
       <w:szCs w:val="23"/>
     </w:rPr>

--- a/word/Capsula_14_Genera_ejemplos_para_tus_estudiantes.docx
+++ b/word/Capsula_14_Genera_ejemplos_para_tus_estudiantes.docx
@@ -74,7 +74,7 @@
               <w:bottom w:val="none" w:color="FFFFFF" w:sz="0"/>
               <w:right w:val="none" w:color="FFFFFF" w:sz="0"/>
             </w:tcBorders>
-            <w:shd w:fill="EF7D00" w:color="auto" w:val="clear"/>
+            <w:shd w:fill="0D2227" w:color="auto" w:val="clear"/>
             <w:tcMar>
               <w:top w:type="dxa" w:w="360"/>
               <w:left w:type="dxa" w:w="360"/>
@@ -91,7 +91,7 @@
                 <w:rFonts w:ascii="Calibri" w:cs="Calibri" w:eastAsia="Calibri" w:hAnsi="Calibri"/>
                 <w:b/>
                 <w:bCs/>
-                <w:color w:val="1D1D1B"/>
+                <w:color w:val="B4C4C6"/>
                 <w:spacing w:val="30"/>
                 <w:sz w:val="18"/>
                 <w:szCs w:val="18"/>
@@ -106,9 +106,7 @@
             <w:r>
               <w:rPr>
                 <w:rFonts w:ascii="Calibri" w:cs="Calibri" w:eastAsia="Calibri" w:hAnsi="Calibri"/>
-                <w:b/>
-                <w:bCs/>
-                <w:color w:val="1D1D1B"/>
+                <w:color w:val="FAFBF7"/>
                 <w:sz w:val="48"/>
                 <w:szCs w:val="48"/>
               </w:rPr>
@@ -119,7 +117,7 @@
             <w:r>
               <w:rPr>
                 <w:rFonts w:ascii="Calibri" w:cs="Calibri" w:eastAsia="Calibri" w:hAnsi="Calibri"/>
-                <w:color w:val="1D1D1B"/>
+                <w:color w:val="B4C4C6"/>
                 <w:sz w:val="24"/>
                 <w:szCs w:val="24"/>
               </w:rPr>
@@ -132,7 +130,7 @@
     <w:p>
       <w:pPr>
         <w:pBdr>
-          <w:top w:val="single" w:color="1D1D1B" w:sz="36" w:space="0"/>
+          <w:top w:val="single" w:color="8A5CF6" w:sz="36" w:space="0"/>
         </w:pBdr>
         <w:spacing w:after="0"/>
       </w:pPr>
@@ -146,7 +144,7 @@
           <w:bottom w:val="none" w:color="FFFFFF" w:sz="0"/>
           <w:right w:val="none" w:color="FFFFFF" w:sz="0"/>
           <w:insideH w:val="none" w:color="FFFFFF" w:sz="0"/>
-          <w:insideV w:val="single" w:color="E2E2DF" w:sz="4"/>
+          <w:insideV w:val="single" w:color="CAD6D0" w:sz="4"/>
         </w:tblBorders>
         <w:tblLayout w:type="fixed"/>
       </w:tblPr>
@@ -160,7 +158,7 @@
         <w:tc>
           <w:tcPr>
             <w:tcW w:type="dxa" w:w="2520"/>
-            <w:shd w:fill="FDEBD3" w:color="auto" w:val="clear"/>
+            <w:shd w:fill="E8F2E9" w:color="auto" w:val="clear"/>
             <w:tcMar>
               <w:top w:type="dxa" w:w="140"/>
               <w:left w:type="dxa" w:w="200"/>
@@ -177,7 +175,7 @@
                 <w:rFonts w:ascii="Calibri" w:cs="Calibri" w:eastAsia="Calibri" w:hAnsi="Calibri"/>
                 <w:b/>
                 <w:bCs/>
-                <w:color w:val="5C5C5A"/>
+                <w:color w:val="52656A"/>
                 <w:spacing w:val="20"/>
                 <w:sz w:val="15"/>
                 <w:szCs w:val="15"/>
@@ -191,7 +189,7 @@
                 <w:rFonts w:ascii="Calibri" w:cs="Calibri" w:eastAsia="Calibri" w:hAnsi="Calibri"/>
                 <w:b/>
                 <w:bCs/>
-                <w:color w:val="1D1D1B"/>
+                <w:color w:val="183A43"/>
                 <w:sz w:val="20"/>
                 <w:szCs w:val="20"/>
               </w:rPr>
@@ -202,7 +200,7 @@
         <w:tc>
           <w:tcPr>
             <w:tcW w:type="dxa" w:w="2520"/>
-            <w:shd w:fill="FDEBD3" w:color="auto" w:val="clear"/>
+            <w:shd w:fill="E8F2E9" w:color="auto" w:val="clear"/>
             <w:tcMar>
               <w:top w:type="dxa" w:w="140"/>
               <w:left w:type="dxa" w:w="200"/>
@@ -219,7 +217,7 @@
                 <w:rFonts w:ascii="Calibri" w:cs="Calibri" w:eastAsia="Calibri" w:hAnsi="Calibri"/>
                 <w:b/>
                 <w:bCs/>
-                <w:color w:val="5C5C5A"/>
+                <w:color w:val="52656A"/>
                 <w:spacing w:val="20"/>
                 <w:sz w:val="15"/>
                 <w:szCs w:val="15"/>
@@ -233,7 +231,7 @@
                 <w:rFonts w:ascii="Calibri" w:cs="Calibri" w:eastAsia="Calibri" w:hAnsi="Calibri"/>
                 <w:b/>
                 <w:bCs/>
-                <w:color w:val="1D1D1B"/>
+                <w:color w:val="183A43"/>
                 <w:sz w:val="20"/>
                 <w:szCs w:val="20"/>
               </w:rPr>
@@ -244,7 +242,7 @@
         <w:tc>
           <w:tcPr>
             <w:tcW w:type="dxa" w:w="2520"/>
-            <w:shd w:fill="FDEBD3" w:color="auto" w:val="clear"/>
+            <w:shd w:fill="E8F2E9" w:color="auto" w:val="clear"/>
             <w:tcMar>
               <w:top w:type="dxa" w:w="140"/>
               <w:left w:type="dxa" w:w="200"/>
@@ -261,7 +259,7 @@
                 <w:rFonts w:ascii="Calibri" w:cs="Calibri" w:eastAsia="Calibri" w:hAnsi="Calibri"/>
                 <w:b/>
                 <w:bCs/>
-                <w:color w:val="5C5C5A"/>
+                <w:color w:val="52656A"/>
                 <w:spacing w:val="20"/>
                 <w:sz w:val="15"/>
                 <w:szCs w:val="15"/>
@@ -275,7 +273,7 @@
                 <w:rFonts w:ascii="Calibri" w:cs="Calibri" w:eastAsia="Calibri" w:hAnsi="Calibri"/>
                 <w:b/>
                 <w:bCs/>
-                <w:color w:val="1D1D1B"/>
+                <w:color w:val="183A43"/>
                 <w:sz w:val="20"/>
                 <w:szCs w:val="20"/>
               </w:rPr>
@@ -286,7 +284,7 @@
         <w:tc>
           <w:tcPr>
             <w:tcW w:type="dxa" w:w="2520"/>
-            <w:shd w:fill="FDEBD3" w:color="auto" w:val="clear"/>
+            <w:shd w:fill="E8F2E9" w:color="auto" w:val="clear"/>
             <w:tcMar>
               <w:top w:type="dxa" w:w="140"/>
               <w:left w:type="dxa" w:w="200"/>
@@ -303,7 +301,7 @@
                 <w:rFonts w:ascii="Calibri" w:cs="Calibri" w:eastAsia="Calibri" w:hAnsi="Calibri"/>
                 <w:b/>
                 <w:bCs/>
-                <w:color w:val="5C5C5A"/>
+                <w:color w:val="52656A"/>
                 <w:spacing w:val="20"/>
                 <w:sz w:val="15"/>
                 <w:szCs w:val="15"/>
@@ -317,7 +315,7 @@
                 <w:rFonts w:ascii="Calibri" w:cs="Calibri" w:eastAsia="Calibri" w:hAnsi="Calibri"/>
                 <w:b/>
                 <w:bCs/>
-                <w:color w:val="1D1D1B"/>
+                <w:color w:val="183A43"/>
                 <w:sz w:val="20"/>
                 <w:szCs w:val="20"/>
               </w:rPr>
@@ -337,20 +335,29 @@
         <w:pStyle w:val="Heading1"/>
         <w:keepNext/>
         <w:pBdr>
-          <w:bottom w:val="single" w:color="EF7D00" w:sz="18" w:space="4"/>
+          <w:bottom w:val="single" w:color="CAD6D0" w:sz="4" w:space="4"/>
         </w:pBdr>
         <w:spacing w:after="160" w:before="360"/>
       </w:pPr>
       <w:r>
         <w:rPr>
           <w:rFonts w:ascii="Calibri" w:cs="Calibri" w:eastAsia="Calibri" w:hAnsi="Calibri"/>
+          <w:color w:val="8A5CF6"/>
+          <w:sz w:val="24"/>
+          <w:szCs w:val="24"/>
+        </w:rPr>
+        <w:t xml:space="preserve">■  </w:t>
+      </w:r>
+      <w:r>
+        <w:rPr>
+          <w:rFonts w:ascii="Calibri" w:cs="Calibri" w:eastAsia="Calibri" w:hAnsi="Calibri"/>
           <w:b/>
           <w:bCs/>
-          <w:color w:val="1D1D1B"/>
-          <w:sz w:val="28"/>
-          <w:szCs w:val="28"/>
-        </w:rPr>
-        <w:t xml:space="preserve">¿QUÉ LOGRARÁS?</w:t>
+          <w:color w:val="183A43"/>
+          <w:sz w:val="30"/>
+          <w:szCs w:val="30"/>
+        </w:rPr>
+        <w:t xml:space="preserve">¿Qué lograrás?</w:t>
       </w:r>
     </w:p>
     <w:tbl>
@@ -375,11 +382,11 @@
             <w:tcW w:type="dxa" w:w="10080"/>
             <w:tcBorders>
               <w:top w:val="none" w:color="FFFFFF" w:sz="0"/>
-              <w:left w:val="single" w:color="EF7D00" w:sz="24"/>
+              <w:left w:val="single" w:color="8A5CF6" w:sz="24"/>
               <w:bottom w:val="none" w:color="FFFFFF" w:sz="0"/>
               <w:right w:val="none" w:color="FFFFFF" w:sz="0"/>
             </w:tcBorders>
-            <w:shd w:fill="FDEBD3" w:color="auto" w:val="clear"/>
+            <w:shd w:fill="EEEBF8" w:color="auto" w:val="clear"/>
             <w:tcMar>
               <w:top w:type="dxa" w:w="160"/>
               <w:left w:type="dxa" w:w="240"/>
@@ -396,7 +403,7 @@
                 <w:rFonts w:ascii="Calibri" w:cs="Calibri" w:eastAsia="Calibri" w:hAnsi="Calibri"/>
                 <w:b/>
                 <w:bCs/>
-                <w:color w:val="A65200"/>
+                <w:color w:val="52656A"/>
                 <w:spacing w:val="20"/>
                 <w:sz w:val="17"/>
                 <w:szCs w:val="17"/>
@@ -411,7 +418,7 @@
             <w:r>
               <w:rPr>
                 <w:rFonts w:ascii="Calibri" w:cs="Calibri" w:eastAsia="Calibri" w:hAnsi="Calibri"/>
-                <w:color w:val="1D1D1B"/>
+                <w:color w:val="183A43"/>
                 <w:sz w:val="23"/>
                 <w:szCs w:val="23"/>
               </w:rPr>
@@ -431,20 +438,29 @@
         <w:pStyle w:val="Heading1"/>
         <w:keepNext/>
         <w:pBdr>
-          <w:bottom w:val="single" w:color="EF7D00" w:sz="18" w:space="4"/>
+          <w:bottom w:val="single" w:color="CAD6D0" w:sz="4" w:space="4"/>
         </w:pBdr>
         <w:spacing w:after="160" w:before="360"/>
       </w:pPr>
       <w:r>
         <w:rPr>
           <w:rFonts w:ascii="Calibri" w:cs="Calibri" w:eastAsia="Calibri" w:hAnsi="Calibri"/>
+          <w:color w:val="8A5CF6"/>
+          <w:sz w:val="24"/>
+          <w:szCs w:val="24"/>
+        </w:rPr>
+        <w:t xml:space="preserve">■  </w:t>
+      </w:r>
+      <w:r>
+        <w:rPr>
+          <w:rFonts w:ascii="Calibri" w:cs="Calibri" w:eastAsia="Calibri" w:hAnsi="Calibri"/>
           <w:b/>
           <w:bCs/>
-          <w:color w:val="1D1D1B"/>
-          <w:sz w:val="28"/>
-          <w:szCs w:val="28"/>
-        </w:rPr>
-        <w:t xml:space="preserve">PARA EMPEZAR</w:t>
+          <w:color w:val="183A43"/>
+          <w:sz w:val="30"/>
+          <w:szCs w:val="30"/>
+        </w:rPr>
+        <w:t xml:space="preserve">Para empezar</w:t>
       </w:r>
     </w:p>
     <w:p>
@@ -454,7 +470,7 @@
       <w:r>
         <w:rPr>
           <w:rFonts w:ascii="Calibri" w:cs="Calibri" w:eastAsia="Calibri" w:hAnsi="Calibri"/>
-          <w:color w:val="1D1D1B"/>
+          <w:color w:val="183A43"/>
           <w:sz w:val="22"/>
           <w:szCs w:val="22"/>
         </w:rPr>
@@ -468,7 +484,7 @@
       <w:r>
         <w:rPr>
           <w:rFonts w:ascii="Calibri" w:cs="Calibri" w:eastAsia="Calibri" w:hAnsi="Calibri"/>
-          <w:color w:val="1D1D1B"/>
+          <w:color w:val="183A43"/>
           <w:sz w:val="22"/>
           <w:szCs w:val="22"/>
         </w:rPr>
@@ -486,7 +502,7 @@
           <w:rFonts w:ascii="Calibri" w:cs="Calibri" w:eastAsia="Calibri" w:hAnsi="Calibri"/>
           <w:b/>
           <w:bCs/>
-          <w:color w:val="1D1D1B"/>
+          <w:color w:val="183A43"/>
           <w:sz w:val="23"/>
           <w:szCs w:val="23"/>
         </w:rPr>
@@ -505,7 +521,7 @@
       <w:r>
         <w:rPr>
           <w:rFonts w:ascii="Calibri" w:cs="Calibri" w:eastAsia="Calibri" w:hAnsi="Calibri"/>
-          <w:color w:val="1D1D1B"/>
+          <w:color w:val="183A43"/>
           <w:sz w:val="22"/>
           <w:szCs w:val="22"/>
         </w:rPr>
@@ -524,7 +540,7 @@
       <w:r>
         <w:rPr>
           <w:rFonts w:ascii="Calibri" w:cs="Calibri" w:eastAsia="Calibri" w:hAnsi="Calibri"/>
-          <w:color w:val="1D1D1B"/>
+          <w:color w:val="183A43"/>
           <w:sz w:val="22"/>
           <w:szCs w:val="22"/>
         </w:rPr>
@@ -543,7 +559,7 @@
       <w:r>
         <w:rPr>
           <w:rFonts w:ascii="Calibri" w:cs="Calibri" w:eastAsia="Calibri" w:hAnsi="Calibri"/>
-          <w:color w:val="1D1D1B"/>
+          <w:color w:val="183A43"/>
           <w:sz w:val="22"/>
           <w:szCs w:val="22"/>
         </w:rPr>
@@ -555,20 +571,29 @@
         <w:pStyle w:val="Heading1"/>
         <w:keepNext/>
         <w:pBdr>
-          <w:bottom w:val="single" w:color="EF7D00" w:sz="18" w:space="4"/>
+          <w:bottom w:val="single" w:color="CAD6D0" w:sz="4" w:space="4"/>
         </w:pBdr>
         <w:spacing w:after="160" w:before="360"/>
       </w:pPr>
       <w:r>
         <w:rPr>
           <w:rFonts w:ascii="Calibri" w:cs="Calibri" w:eastAsia="Calibri" w:hAnsi="Calibri"/>
+          <w:color w:val="8A5CF6"/>
+          <w:sz w:val="24"/>
+          <w:szCs w:val="24"/>
+        </w:rPr>
+        <w:t xml:space="preserve">■  </w:t>
+      </w:r>
+      <w:r>
+        <w:rPr>
+          <w:rFonts w:ascii="Calibri" w:cs="Calibri" w:eastAsia="Calibri" w:hAnsi="Calibri"/>
           <w:b/>
           <w:bCs/>
-          <w:color w:val="1D1D1B"/>
-          <w:sz w:val="28"/>
-          <w:szCs w:val="28"/>
-        </w:rPr>
-        <w:t xml:space="preserve">PASO A PASO</w:t>
+          <w:color w:val="183A43"/>
+          <w:sz w:val="30"/>
+          <w:szCs w:val="30"/>
+        </w:rPr>
+        <w:t xml:space="preserve">Paso a paso</w:t>
       </w:r>
     </w:p>
     <w:p>
@@ -576,9 +601,9 @@
         <w:pStyle w:val="Heading2"/>
         <w:keepNext/>
         <w:pBdr>
-          <w:left w:val="single" w:color="EF7D00" w:sz="36" w:space="8"/>
+          <w:left w:val="single" w:color="8A5CF6" w:sz="36" w:space="8"/>
         </w:pBdr>
-        <w:shd w:fill="FDEBD3" w:color="auto" w:val="clear"/>
+        <w:shd w:fill="F1F4F0" w:color="auto" w:val="clear"/>
         <w:spacing w:after="100" w:before="280"/>
         <w:ind w:left="160"/>
       </w:pPr>
@@ -587,7 +612,7 @@
           <w:rFonts w:ascii="Calibri" w:cs="Calibri" w:eastAsia="Calibri" w:hAnsi="Calibri"/>
           <w:b/>
           <w:bCs/>
-          <w:color w:val="A65200"/>
+          <w:color w:val="52656A"/>
           <w:spacing w:val="20"/>
           <w:sz w:val="18"/>
           <w:szCs w:val="18"/>
@@ -605,7 +630,7 @@
           <w:rFonts w:ascii="Calibri" w:cs="Calibri" w:eastAsia="Calibri" w:hAnsi="Calibri"/>
           <w:b/>
           <w:bCs/>
-          <w:color w:val="1D1D1B"/>
+          <w:color w:val="183A43"/>
           <w:sz w:val="24"/>
           <w:szCs w:val="24"/>
         </w:rPr>
@@ -624,7 +649,7 @@
       <w:r>
         <w:rPr>
           <w:rFonts w:ascii="Calibri" w:cs="Calibri" w:eastAsia="Calibri" w:hAnsi="Calibri"/>
-          <w:color w:val="1D1D1B"/>
+          <w:color w:val="183A43"/>
           <w:sz w:val="22"/>
           <w:szCs w:val="22"/>
         </w:rPr>
@@ -636,9 +661,9 @@
         <w:pStyle w:val="Heading2"/>
         <w:keepNext/>
         <w:pBdr>
-          <w:left w:val="single" w:color="EF7D00" w:sz="36" w:space="8"/>
+          <w:left w:val="single" w:color="8A5CF6" w:sz="36" w:space="8"/>
         </w:pBdr>
-        <w:shd w:fill="FDEBD3" w:color="auto" w:val="clear"/>
+        <w:shd w:fill="F1F4F0" w:color="auto" w:val="clear"/>
         <w:spacing w:after="100" w:before="280"/>
         <w:ind w:left="160"/>
       </w:pPr>
@@ -647,7 +672,7 @@
           <w:rFonts w:ascii="Calibri" w:cs="Calibri" w:eastAsia="Calibri" w:hAnsi="Calibri"/>
           <w:b/>
           <w:bCs/>
-          <w:color w:val="A65200"/>
+          <w:color w:val="52656A"/>
           <w:spacing w:val="20"/>
           <w:sz w:val="18"/>
           <w:szCs w:val="18"/>
@@ -665,7 +690,7 @@
           <w:rFonts w:ascii="Calibri" w:cs="Calibri" w:eastAsia="Calibri" w:hAnsi="Calibri"/>
           <w:b/>
           <w:bCs/>
-          <w:color w:val="1D1D1B"/>
+          <w:color w:val="183A43"/>
           <w:sz w:val="24"/>
           <w:szCs w:val="24"/>
         </w:rPr>
@@ -684,7 +709,7 @@
       <w:r>
         <w:rPr>
           <w:rFonts w:ascii="Calibri" w:cs="Calibri" w:eastAsia="Calibri" w:hAnsi="Calibri"/>
-          <w:color w:val="1D1D1B"/>
+          <w:color w:val="183A43"/>
           <w:sz w:val="22"/>
           <w:szCs w:val="22"/>
         </w:rPr>
@@ -703,7 +728,7 @@
       <w:r>
         <w:rPr>
           <w:rFonts w:ascii="Calibri" w:cs="Calibri" w:eastAsia="Calibri" w:hAnsi="Calibri"/>
-          <w:color w:val="1D1D1B"/>
+          <w:color w:val="183A43"/>
           <w:sz w:val="22"/>
           <w:szCs w:val="22"/>
         </w:rPr>
@@ -715,9 +740,9 @@
         <w:pStyle w:val="Heading2"/>
         <w:keepNext/>
         <w:pBdr>
-          <w:left w:val="single" w:color="EF7D00" w:sz="36" w:space="8"/>
+          <w:left w:val="single" w:color="8A5CF6" w:sz="36" w:space="8"/>
         </w:pBdr>
-        <w:shd w:fill="FDEBD3" w:color="auto" w:val="clear"/>
+        <w:shd w:fill="F1F4F0" w:color="auto" w:val="clear"/>
         <w:spacing w:after="100" w:before="280"/>
         <w:ind w:left="160"/>
       </w:pPr>
@@ -726,7 +751,7 @@
           <w:rFonts w:ascii="Calibri" w:cs="Calibri" w:eastAsia="Calibri" w:hAnsi="Calibri"/>
           <w:b/>
           <w:bCs/>
-          <w:color w:val="A65200"/>
+          <w:color w:val="52656A"/>
           <w:spacing w:val="20"/>
           <w:sz w:val="18"/>
           <w:szCs w:val="18"/>
@@ -744,7 +769,7 @@
           <w:rFonts w:ascii="Calibri" w:cs="Calibri" w:eastAsia="Calibri" w:hAnsi="Calibri"/>
           <w:b/>
           <w:bCs/>
-          <w:color w:val="1D1D1B"/>
+          <w:color w:val="183A43"/>
           <w:sz w:val="24"/>
           <w:szCs w:val="24"/>
         </w:rPr>
@@ -763,7 +788,7 @@
       <w:r>
         <w:rPr>
           <w:rFonts w:ascii="Calibri" w:cs="Calibri" w:eastAsia="Calibri" w:hAnsi="Calibri"/>
-          <w:color w:val="1D1D1B"/>
+          <w:color w:val="183A43"/>
           <w:sz w:val="22"/>
           <w:szCs w:val="22"/>
         </w:rPr>
@@ -775,9 +800,9 @@
         <w:pStyle w:val="Heading2"/>
         <w:keepNext/>
         <w:pBdr>
-          <w:left w:val="single" w:color="EF7D00" w:sz="36" w:space="8"/>
+          <w:left w:val="single" w:color="8A5CF6" w:sz="36" w:space="8"/>
         </w:pBdr>
-        <w:shd w:fill="FDEBD3" w:color="auto" w:val="clear"/>
+        <w:shd w:fill="F1F4F0" w:color="auto" w:val="clear"/>
         <w:spacing w:after="100" w:before="280"/>
         <w:ind w:left="160"/>
       </w:pPr>
@@ -786,7 +811,7 @@
           <w:rFonts w:ascii="Calibri" w:cs="Calibri" w:eastAsia="Calibri" w:hAnsi="Calibri"/>
           <w:b/>
           <w:bCs/>
-          <w:color w:val="A65200"/>
+          <w:color w:val="52656A"/>
           <w:spacing w:val="20"/>
           <w:sz w:val="18"/>
           <w:szCs w:val="18"/>
@@ -804,7 +829,7 @@
           <w:rFonts w:ascii="Calibri" w:cs="Calibri" w:eastAsia="Calibri" w:hAnsi="Calibri"/>
           <w:b/>
           <w:bCs/>
-          <w:color w:val="1D1D1B"/>
+          <w:color w:val="183A43"/>
           <w:sz w:val="24"/>
           <w:szCs w:val="24"/>
         </w:rPr>
@@ -823,7 +848,7 @@
       <w:r>
         <w:rPr>
           <w:rFonts w:ascii="Calibri" w:cs="Calibri" w:eastAsia="Calibri" w:hAnsi="Calibri"/>
-          <w:color w:val="1D1D1B"/>
+          <w:color w:val="183A43"/>
           <w:sz w:val="22"/>
           <w:szCs w:val="22"/>
         </w:rPr>
@@ -835,9 +860,9 @@
         <w:pStyle w:val="Heading2"/>
         <w:keepNext/>
         <w:pBdr>
-          <w:left w:val="single" w:color="EF7D00" w:sz="36" w:space="8"/>
+          <w:left w:val="single" w:color="8A5CF6" w:sz="36" w:space="8"/>
         </w:pBdr>
-        <w:shd w:fill="FDEBD3" w:color="auto" w:val="clear"/>
+        <w:shd w:fill="F1F4F0" w:color="auto" w:val="clear"/>
         <w:spacing w:after="100" w:before="280"/>
         <w:ind w:left="160"/>
       </w:pPr>
@@ -846,7 +871,7 @@
           <w:rFonts w:ascii="Calibri" w:cs="Calibri" w:eastAsia="Calibri" w:hAnsi="Calibri"/>
           <w:b/>
           <w:bCs/>
-          <w:color w:val="A65200"/>
+          <w:color w:val="52656A"/>
           <w:spacing w:val="20"/>
           <w:sz w:val="18"/>
           <w:szCs w:val="18"/>
@@ -864,7 +889,7 @@
           <w:rFonts w:ascii="Calibri" w:cs="Calibri" w:eastAsia="Calibri" w:hAnsi="Calibri"/>
           <w:b/>
           <w:bCs/>
-          <w:color w:val="1D1D1B"/>
+          <w:color w:val="183A43"/>
           <w:sz w:val="24"/>
           <w:szCs w:val="24"/>
         </w:rPr>
@@ -883,7 +908,7 @@
       <w:r>
         <w:rPr>
           <w:rFonts w:ascii="Calibri" w:cs="Calibri" w:eastAsia="Calibri" w:hAnsi="Calibri"/>
-          <w:color w:val="1D1D1B"/>
+          <w:color w:val="183A43"/>
           <w:sz w:val="22"/>
           <w:szCs w:val="22"/>
         </w:rPr>
@@ -902,7 +927,7 @@
       <w:r>
         <w:rPr>
           <w:rFonts w:ascii="Calibri" w:cs="Calibri" w:eastAsia="Calibri" w:hAnsi="Calibri"/>
-          <w:color w:val="1D1D1B"/>
+          <w:color w:val="183A43"/>
           <w:sz w:val="22"/>
           <w:szCs w:val="22"/>
         </w:rPr>
@@ -921,7 +946,7 @@
       <w:r>
         <w:rPr>
           <w:rFonts w:ascii="Calibri" w:cs="Calibri" w:eastAsia="Calibri" w:hAnsi="Calibri"/>
-          <w:color w:val="1D1D1B"/>
+          <w:color w:val="183A43"/>
           <w:sz w:val="22"/>
           <w:szCs w:val="22"/>
         </w:rPr>
@@ -950,11 +975,11 @@
             <w:tcW w:type="dxa" w:w="10080"/>
             <w:tcBorders>
               <w:top w:val="none" w:color="FFFFFF" w:sz="0"/>
-              <w:left w:val="single" w:color="EF7D00" w:sz="24"/>
+              <w:left w:val="single" w:color="F37012" w:sz="24"/>
               <w:bottom w:val="none" w:color="FFFFFF" w:sz="0"/>
               <w:right w:val="none" w:color="FFFFFF" w:sz="0"/>
             </w:tcBorders>
-            <w:shd w:fill="FFF4DC" w:color="auto" w:val="clear"/>
+            <w:shd w:fill="E8F2E9" w:color="auto" w:val="clear"/>
             <w:tcMar>
               <w:top w:type="dxa" w:w="160"/>
               <w:left w:type="dxa" w:w="240"/>
@@ -971,7 +996,7 @@
                 <w:rFonts w:ascii="Calibri" w:cs="Calibri" w:eastAsia="Calibri" w:hAnsi="Calibri"/>
                 <w:b/>
                 <w:bCs/>
-                <w:color w:val="8A5A00"/>
+                <w:color w:val="52656A"/>
                 <w:spacing w:val="20"/>
                 <w:sz w:val="17"/>
                 <w:szCs w:val="17"/>
@@ -986,7 +1011,7 @@
             <w:r>
               <w:rPr>
                 <w:rFonts w:ascii="Calibri" w:cs="Calibri" w:eastAsia="Calibri" w:hAnsi="Calibri"/>
-                <w:color w:val="1D1D1B"/>
+                <w:color w:val="183A43"/>
                 <w:sz w:val="22"/>
                 <w:szCs w:val="22"/>
               </w:rPr>
@@ -1006,9 +1031,9 @@
         <w:pStyle w:val="Heading2"/>
         <w:keepNext/>
         <w:pBdr>
-          <w:left w:val="single" w:color="EF7D00" w:sz="36" w:space="8"/>
+          <w:left w:val="single" w:color="8A5CF6" w:sz="36" w:space="8"/>
         </w:pBdr>
-        <w:shd w:fill="FDEBD3" w:color="auto" w:val="clear"/>
+        <w:shd w:fill="F1F4F0" w:color="auto" w:val="clear"/>
         <w:spacing w:after="100" w:before="280"/>
         <w:ind w:left="160"/>
       </w:pPr>
@@ -1017,7 +1042,7 @@
           <w:rFonts w:ascii="Calibri" w:cs="Calibri" w:eastAsia="Calibri" w:hAnsi="Calibri"/>
           <w:b/>
           <w:bCs/>
-          <w:color w:val="A65200"/>
+          <w:color w:val="52656A"/>
           <w:spacing w:val="20"/>
           <w:sz w:val="18"/>
           <w:szCs w:val="18"/>
@@ -1035,7 +1060,7 @@
           <w:rFonts w:ascii="Calibri" w:cs="Calibri" w:eastAsia="Calibri" w:hAnsi="Calibri"/>
           <w:b/>
           <w:bCs/>
-          <w:color w:val="1D1D1B"/>
+          <w:color w:val="183A43"/>
           <w:sz w:val="24"/>
           <w:szCs w:val="24"/>
         </w:rPr>
@@ -1054,7 +1079,7 @@
       <w:r>
         <w:rPr>
           <w:rFonts w:ascii="Calibri" w:cs="Calibri" w:eastAsia="Calibri" w:hAnsi="Calibri"/>
-          <w:color w:val="1D1D1B"/>
+          <w:color w:val="183A43"/>
           <w:sz w:val="22"/>
           <w:szCs w:val="22"/>
         </w:rPr>
@@ -1073,7 +1098,7 @@
       <w:r>
         <w:rPr>
           <w:rFonts w:ascii="Calibri" w:cs="Calibri" w:eastAsia="Calibri" w:hAnsi="Calibri"/>
-          <w:color w:val="1D1D1B"/>
+          <w:color w:val="183A43"/>
           <w:sz w:val="22"/>
           <w:szCs w:val="22"/>
         </w:rPr>
@@ -1085,20 +1110,29 @@
         <w:pStyle w:val="Heading1"/>
         <w:keepNext/>
         <w:pBdr>
-          <w:bottom w:val="single" w:color="EF7D00" w:sz="18" w:space="4"/>
+          <w:bottom w:val="single" w:color="CAD6D0" w:sz="4" w:space="4"/>
         </w:pBdr>
         <w:spacing w:after="160" w:before="360"/>
       </w:pPr>
       <w:r>
         <w:rPr>
           <w:rFonts w:ascii="Calibri" w:cs="Calibri" w:eastAsia="Calibri" w:hAnsi="Calibri"/>
+          <w:color w:val="8A5CF6"/>
+          <w:sz w:val="24"/>
+          <w:szCs w:val="24"/>
+        </w:rPr>
+        <w:t xml:space="preserve">■  </w:t>
+      </w:r>
+      <w:r>
+        <w:rPr>
+          <w:rFonts w:ascii="Calibri" w:cs="Calibri" w:eastAsia="Calibri" w:hAnsi="Calibri"/>
           <w:b/>
           <w:bCs/>
-          <w:color w:val="1D1D1B"/>
-          <w:sz w:val="28"/>
-          <w:szCs w:val="28"/>
-        </w:rPr>
-        <w:t xml:space="preserve">PROMPTS SUGERIDOS</w:t>
+          <w:color w:val="183A43"/>
+          <w:sz w:val="30"/>
+          <w:szCs w:val="30"/>
+        </w:rPr>
+        <w:t xml:space="preserve">Prompts sugeridos</w:t>
       </w:r>
     </w:p>
     <w:p>
@@ -1108,7 +1142,7 @@
       <w:r>
         <w:rPr>
           <w:rFonts w:ascii="Calibri" w:cs="Calibri" w:eastAsia="Calibri" w:hAnsi="Calibri"/>
-          <w:color w:val="1D1D1B"/>
+          <w:color w:val="183A43"/>
           <w:sz w:val="22"/>
           <w:szCs w:val="22"/>
         </w:rPr>
@@ -1137,11 +1171,11 @@
             <w:tcW w:type="dxa" w:w="10080"/>
             <w:tcBorders>
               <w:top w:val="none" w:color="FFFFFF" w:sz="0"/>
-              <w:left w:val="single" w:color="1D1D1B" w:sz="24"/>
+              <w:left w:val="single" w:color="183A43" w:sz="24"/>
               <w:bottom w:val="none" w:color="FFFFFF" w:sz="0"/>
               <w:right w:val="none" w:color="FFFFFF" w:sz="0"/>
             </w:tcBorders>
-            <w:shd w:fill="F4F4F2" w:color="auto" w:val="clear"/>
+            <w:shd w:fill="F1F4F0" w:color="auto" w:val="clear"/>
             <w:tcMar>
               <w:top w:type="dxa" w:w="160"/>
               <w:left w:type="dxa" w:w="240"/>
@@ -1158,7 +1192,7 @@
                 <w:rFonts w:ascii="Calibri" w:cs="Calibri" w:eastAsia="Calibri" w:hAnsi="Calibri"/>
                 <w:b/>
                 <w:bCs/>
-                <w:color w:val="1D1D1B"/>
+                <w:color w:val="183A43"/>
                 <w:spacing w:val="20"/>
                 <w:sz w:val="17"/>
                 <w:szCs w:val="17"/>
@@ -1173,7 +1207,7 @@
             <w:r>
               <w:rPr>
                 <w:rFonts w:ascii="Consolas" w:cs="Consolas" w:eastAsia="Consolas" w:hAnsi="Consolas"/>
-                <w:color w:val="1D1D1B"/>
+                <w:color w:val="183A43"/>
                 <w:sz w:val="19"/>
                 <w:szCs w:val="19"/>
               </w:rPr>
@@ -1187,7 +1221,7 @@
             <w:r>
               <w:rPr>
                 <w:rFonts w:ascii="Consolas" w:cs="Consolas" w:eastAsia="Consolas" w:hAnsi="Consolas"/>
-                <w:color w:val="1D1D1B"/>
+                <w:color w:val="183A43"/>
                 <w:sz w:val="19"/>
                 <w:szCs w:val="19"/>
               </w:rPr>
@@ -1201,7 +1235,7 @@
             <w:r>
               <w:rPr>
                 <w:rFonts w:ascii="Consolas" w:cs="Consolas" w:eastAsia="Consolas" w:hAnsi="Consolas"/>
-                <w:color w:val="1D1D1B"/>
+                <w:color w:val="183A43"/>
                 <w:sz w:val="19"/>
                 <w:szCs w:val="19"/>
               </w:rPr>
@@ -1215,7 +1249,7 @@
             <w:r>
               <w:rPr>
                 <w:rFonts w:ascii="Consolas" w:cs="Consolas" w:eastAsia="Consolas" w:hAnsi="Consolas"/>
-                <w:color w:val="1D1D1B"/>
+                <w:color w:val="183A43"/>
                 <w:sz w:val="19"/>
                 <w:szCs w:val="19"/>
               </w:rPr>
@@ -1229,7 +1263,7 @@
             <w:r>
               <w:rPr>
                 <w:rFonts w:ascii="Consolas" w:cs="Consolas" w:eastAsia="Consolas" w:hAnsi="Consolas"/>
-                <w:color w:val="1D1D1B"/>
+                <w:color w:val="183A43"/>
                 <w:sz w:val="19"/>
                 <w:szCs w:val="19"/>
               </w:rPr>
@@ -1266,11 +1300,11 @@
             <w:tcW w:type="dxa" w:w="10080"/>
             <w:tcBorders>
               <w:top w:val="none" w:color="FFFFFF" w:sz="0"/>
-              <w:left w:val="single" w:color="1D1D1B" w:sz="24"/>
+              <w:left w:val="single" w:color="183A43" w:sz="24"/>
               <w:bottom w:val="none" w:color="FFFFFF" w:sz="0"/>
               <w:right w:val="none" w:color="FFFFFF" w:sz="0"/>
             </w:tcBorders>
-            <w:shd w:fill="F4F4F2" w:color="auto" w:val="clear"/>
+            <w:shd w:fill="F1F4F0" w:color="auto" w:val="clear"/>
             <w:tcMar>
               <w:top w:type="dxa" w:w="160"/>
               <w:left w:type="dxa" w:w="240"/>
@@ -1287,7 +1321,7 @@
                 <w:rFonts w:ascii="Calibri" w:cs="Calibri" w:eastAsia="Calibri" w:hAnsi="Calibri"/>
                 <w:b/>
                 <w:bCs/>
-                <w:color w:val="1D1D1B"/>
+                <w:color w:val="183A43"/>
                 <w:spacing w:val="20"/>
                 <w:sz w:val="17"/>
                 <w:szCs w:val="17"/>
@@ -1302,7 +1336,7 @@
             <w:r>
               <w:rPr>
                 <w:rFonts w:ascii="Consolas" w:cs="Consolas" w:eastAsia="Consolas" w:hAnsi="Consolas"/>
-                <w:color w:val="1D1D1B"/>
+                <w:color w:val="183A43"/>
                 <w:sz w:val="19"/>
                 <w:szCs w:val="19"/>
               </w:rPr>
@@ -1339,11 +1373,11 @@
             <w:tcW w:type="dxa" w:w="10080"/>
             <w:tcBorders>
               <w:top w:val="none" w:color="FFFFFF" w:sz="0"/>
-              <w:left w:val="single" w:color="EF7D00" w:sz="24"/>
+              <w:left w:val="single" w:color="8A5CF6" w:sz="24"/>
               <w:bottom w:val="none" w:color="FFFFFF" w:sz="0"/>
               <w:right w:val="none" w:color="FFFFFF" w:sz="0"/>
             </w:tcBorders>
-            <w:shd w:fill="FDEBD3" w:color="auto" w:val="clear"/>
+            <w:shd w:fill="EEEBF8" w:color="auto" w:val="clear"/>
             <w:tcMar>
               <w:top w:type="dxa" w:w="160"/>
               <w:left w:type="dxa" w:w="240"/>
@@ -1360,7 +1394,7 @@
                 <w:rFonts w:ascii="Calibri" w:cs="Calibri" w:eastAsia="Calibri" w:hAnsi="Calibri"/>
                 <w:b/>
                 <w:bCs/>
-                <w:color w:val="A65200"/>
+                <w:color w:val="52656A"/>
                 <w:spacing w:val="20"/>
                 <w:sz w:val="17"/>
                 <w:szCs w:val="17"/>
@@ -1375,7 +1409,7 @@
             <w:r>
               <w:rPr>
                 <w:rFonts w:ascii="Calibri" w:cs="Calibri" w:eastAsia="Calibri" w:hAnsi="Calibri"/>
-                <w:color w:val="1D1D1B"/>
+                <w:color w:val="183A43"/>
                 <w:sz w:val="22"/>
                 <w:szCs w:val="22"/>
               </w:rPr>
@@ -1395,32 +1429,41 @@
         <w:pStyle w:val="Heading1"/>
         <w:keepNext/>
         <w:pBdr>
-          <w:bottom w:val="single" w:color="EF7D00" w:sz="18" w:space="4"/>
+          <w:bottom w:val="single" w:color="CAD6D0" w:sz="4" w:space="4"/>
         </w:pBdr>
         <w:spacing w:after="160" w:before="360"/>
       </w:pPr>
       <w:r>
         <w:rPr>
           <w:rFonts w:ascii="Calibri" w:cs="Calibri" w:eastAsia="Calibri" w:hAnsi="Calibri"/>
+          <w:color w:val="8A5CF6"/>
+          <w:sz w:val="24"/>
+          <w:szCs w:val="24"/>
+        </w:rPr>
+        <w:t xml:space="preserve">■  </w:t>
+      </w:r>
+      <w:r>
+        <w:rPr>
+          <w:rFonts w:ascii="Calibri" w:cs="Calibri" w:eastAsia="Calibri" w:hAnsi="Calibri"/>
           <w:b/>
           <w:bCs/>
-          <w:color w:val="1D1D1B"/>
-          <w:sz w:val="28"/>
-          <w:szCs w:val="28"/>
-        </w:rPr>
-        <w:t xml:space="preserve">TIPOS DE EJEMPLO Y SU USO</w:t>
+          <w:color w:val="183A43"/>
+          <w:sz w:val="30"/>
+          <w:szCs w:val="30"/>
+        </w:rPr>
+        <w:t xml:space="preserve">Tipos de ejemplo y su uso</w:t>
       </w:r>
     </w:p>
     <w:tbl>
       <w:tblPr>
         <w:tblW w:type="dxa" w:w="10080"/>
         <w:tblBorders>
-          <w:top w:val="single" w:color="E2E2DF" w:sz="4"/>
-          <w:left w:val="single" w:color="E2E2DF" w:sz="4"/>
-          <w:bottom w:val="single" w:color="E2E2DF" w:sz="4"/>
-          <w:right w:val="single" w:color="E2E2DF" w:sz="4"/>
-          <w:insideH w:val="single" w:color="E2E2DF" w:sz="4"/>
-          <w:insideV w:val="single" w:color="E2E2DF" w:sz="4"/>
+          <w:top w:val="single" w:color="CAD6D0" w:sz="4"/>
+          <w:left w:val="single" w:color="CAD6D0" w:sz="4"/>
+          <w:bottom w:val="single" w:color="CAD6D0" w:sz="4"/>
+          <w:right w:val="single" w:color="CAD6D0" w:sz="4"/>
+          <w:insideH w:val="single" w:color="CAD6D0" w:sz="4"/>
+          <w:insideV w:val="single" w:color="CAD6D0" w:sz="4"/>
         </w:tblBorders>
         <w:tblLayout w:type="fixed"/>
       </w:tblPr>
@@ -1436,7 +1479,7 @@
         <w:tc>
           <w:tcPr>
             <w:tcW w:type="dxa" w:w="3427"/>
-            <w:shd w:fill="EF7D00" w:color="auto" w:val="clear"/>
+            <w:shd w:fill="E8F2E9" w:color="auto" w:val="clear"/>
             <w:tcMar>
               <w:top w:type="dxa" w:w="100"/>
               <w:left w:type="dxa" w:w="140"/>
@@ -1453,7 +1496,7 @@
               <w:rPr>
                 <w:b/>
                 <w:bCs/>
-                <w:color w:val="1D1D1B"/>
+                <w:color w:val="183A43"/>
                 <w:sz w:val="20"/>
                 <w:szCs w:val="20"/>
               </w:rPr>
@@ -1464,7 +1507,7 @@
         <w:tc>
           <w:tcPr>
             <w:tcW w:type="dxa" w:w="3629"/>
-            <w:shd w:fill="EF7D00" w:color="auto" w:val="clear"/>
+            <w:shd w:fill="E8F2E9" w:color="auto" w:val="clear"/>
             <w:tcMar>
               <w:top w:type="dxa" w:w="100"/>
               <w:left w:type="dxa" w:w="140"/>
@@ -1481,7 +1524,7 @@
               <w:rPr>
                 <w:b/>
                 <w:bCs/>
-                <w:color w:val="1D1D1B"/>
+                <w:color w:val="183A43"/>
                 <w:sz w:val="20"/>
                 <w:szCs w:val="20"/>
               </w:rPr>
@@ -1492,7 +1535,7 @@
         <w:tc>
           <w:tcPr>
             <w:tcW w:type="dxa" w:w="3024"/>
-            <w:shd w:fill="EF7D00" w:color="auto" w:val="clear"/>
+            <w:shd w:fill="E8F2E9" w:color="auto" w:val="clear"/>
             <w:tcMar>
               <w:top w:type="dxa" w:w="100"/>
               <w:left w:type="dxa" w:w="140"/>
@@ -1509,7 +1552,7 @@
               <w:rPr>
                 <w:b/>
                 <w:bCs/>
-                <w:color w:val="1D1D1B"/>
+                <w:color w:val="183A43"/>
                 <w:sz w:val="20"/>
                 <w:szCs w:val="20"/>
               </w:rPr>
@@ -1542,7 +1585,7 @@
               <w:rPr>
                 <w:b/>
                 <w:bCs/>
-                <w:color w:val="1D1D1B"/>
+                <w:color w:val="183A43"/>
                 <w:sz w:val="20"/>
                 <w:szCs w:val="20"/>
               </w:rPr>
@@ -1570,7 +1613,7 @@
               <w:rPr>
                 <w:b w:val="false"/>
                 <w:bCs w:val="false"/>
-                <w:color w:val="1D1D1B"/>
+                <w:color w:val="183A43"/>
                 <w:sz w:val="20"/>
                 <w:szCs w:val="20"/>
               </w:rPr>
@@ -1598,7 +1641,7 @@
               <w:rPr>
                 <w:b w:val="false"/>
                 <w:bCs w:val="false"/>
-                <w:color w:val="1D1D1B"/>
+                <w:color w:val="183A43"/>
                 <w:sz w:val="20"/>
                 <w:szCs w:val="20"/>
               </w:rPr>
@@ -1614,7 +1657,7 @@
         <w:tc>
           <w:tcPr>
             <w:tcW w:type="dxa" w:w="3427"/>
-            <w:shd w:fill="F4F4F2" w:color="auto" w:val="clear"/>
+            <w:shd w:fill="F1F4F0" w:color="auto" w:val="clear"/>
             <w:tcMar>
               <w:top w:type="dxa" w:w="100"/>
               <w:left w:type="dxa" w:w="140"/>
@@ -1631,7 +1674,7 @@
               <w:rPr>
                 <w:b/>
                 <w:bCs/>
-                <w:color w:val="1D1D1B"/>
+                <w:color w:val="183A43"/>
                 <w:sz w:val="20"/>
                 <w:szCs w:val="20"/>
               </w:rPr>
@@ -1642,7 +1685,7 @@
         <w:tc>
           <w:tcPr>
             <w:tcW w:type="dxa" w:w="3629"/>
-            <w:shd w:fill="F4F4F2" w:color="auto" w:val="clear"/>
+            <w:shd w:fill="F1F4F0" w:color="auto" w:val="clear"/>
             <w:tcMar>
               <w:top w:type="dxa" w:w="100"/>
               <w:left w:type="dxa" w:w="140"/>
@@ -1659,7 +1702,7 @@
               <w:rPr>
                 <w:b w:val="false"/>
                 <w:bCs w:val="false"/>
-                <w:color w:val="1D1D1B"/>
+                <w:color w:val="183A43"/>
                 <w:sz w:val="20"/>
                 <w:szCs w:val="20"/>
               </w:rPr>
@@ -1670,7 +1713,7 @@
         <w:tc>
           <w:tcPr>
             <w:tcW w:type="dxa" w:w="3024"/>
-            <w:shd w:fill="F4F4F2" w:color="auto" w:val="clear"/>
+            <w:shd w:fill="F1F4F0" w:color="auto" w:val="clear"/>
             <w:tcMar>
               <w:top w:type="dxa" w:w="100"/>
               <w:left w:type="dxa" w:w="140"/>
@@ -1687,7 +1730,7 @@
               <w:rPr>
                 <w:b w:val="false"/>
                 <w:bCs w:val="false"/>
-                <w:color w:val="1D1D1B"/>
+                <w:color w:val="183A43"/>
                 <w:sz w:val="20"/>
                 <w:szCs w:val="20"/>
               </w:rPr>
@@ -1720,7 +1763,7 @@
               <w:rPr>
                 <w:b/>
                 <w:bCs/>
-                <w:color w:val="1D1D1B"/>
+                <w:color w:val="183A43"/>
                 <w:sz w:val="20"/>
                 <w:szCs w:val="20"/>
               </w:rPr>
@@ -1748,7 +1791,7 @@
               <w:rPr>
                 <w:b w:val="false"/>
                 <w:bCs w:val="false"/>
-                <w:color w:val="1D1D1B"/>
+                <w:color w:val="183A43"/>
                 <w:sz w:val="20"/>
                 <w:szCs w:val="20"/>
               </w:rPr>
@@ -1776,7 +1819,7 @@
               <w:rPr>
                 <w:b w:val="false"/>
                 <w:bCs w:val="false"/>
-                <w:color w:val="1D1D1B"/>
+                <w:color w:val="183A43"/>
                 <w:sz w:val="20"/>
                 <w:szCs w:val="20"/>
               </w:rPr>
@@ -1792,7 +1835,7 @@
         <w:tc>
           <w:tcPr>
             <w:tcW w:type="dxa" w:w="3427"/>
-            <w:shd w:fill="F4F4F2" w:color="auto" w:val="clear"/>
+            <w:shd w:fill="F1F4F0" w:color="auto" w:val="clear"/>
             <w:tcMar>
               <w:top w:type="dxa" w:w="100"/>
               <w:left w:type="dxa" w:w="140"/>
@@ -1809,7 +1852,7 @@
               <w:rPr>
                 <w:b/>
                 <w:bCs/>
-                <w:color w:val="1D1D1B"/>
+                <w:color w:val="183A43"/>
                 <w:sz w:val="20"/>
                 <w:szCs w:val="20"/>
               </w:rPr>
@@ -1820,7 +1863,7 @@
         <w:tc>
           <w:tcPr>
             <w:tcW w:type="dxa" w:w="3629"/>
-            <w:shd w:fill="F4F4F2" w:color="auto" w:val="clear"/>
+            <w:shd w:fill="F1F4F0" w:color="auto" w:val="clear"/>
             <w:tcMar>
               <w:top w:type="dxa" w:w="100"/>
               <w:left w:type="dxa" w:w="140"/>
@@ -1837,7 +1880,7 @@
               <w:rPr>
                 <w:b w:val="false"/>
                 <w:bCs w:val="false"/>
-                <w:color w:val="1D1D1B"/>
+                <w:color w:val="183A43"/>
                 <w:sz w:val="20"/>
                 <w:szCs w:val="20"/>
               </w:rPr>
@@ -1848,7 +1891,7 @@
         <w:tc>
           <w:tcPr>
             <w:tcW w:type="dxa" w:w="3024"/>
-            <w:shd w:fill="F4F4F2" w:color="auto" w:val="clear"/>
+            <w:shd w:fill="F1F4F0" w:color="auto" w:val="clear"/>
             <w:tcMar>
               <w:top w:type="dxa" w:w="100"/>
               <w:left w:type="dxa" w:w="140"/>
@@ -1865,7 +1908,7 @@
               <w:rPr>
                 <w:b w:val="false"/>
                 <w:bCs w:val="false"/>
-                <w:color w:val="1D1D1B"/>
+                <w:color w:val="183A43"/>
                 <w:sz w:val="20"/>
                 <w:szCs w:val="20"/>
               </w:rPr>
@@ -1898,7 +1941,7 @@
               <w:rPr>
                 <w:b/>
                 <w:bCs/>
-                <w:color w:val="1D1D1B"/>
+                <w:color w:val="183A43"/>
                 <w:sz w:val="20"/>
                 <w:szCs w:val="20"/>
               </w:rPr>
@@ -1926,7 +1969,7 @@
               <w:rPr>
                 <w:b w:val="false"/>
                 <w:bCs w:val="false"/>
-                <w:color w:val="1D1D1B"/>
+                <w:color w:val="183A43"/>
                 <w:sz w:val="20"/>
                 <w:szCs w:val="20"/>
               </w:rPr>
@@ -1954,7 +1997,7 @@
               <w:rPr>
                 <w:b w:val="false"/>
                 <w:bCs w:val="false"/>
-                <w:color w:val="1D1D1B"/>
+                <w:color w:val="183A43"/>
                 <w:sz w:val="20"/>
                 <w:szCs w:val="20"/>
               </w:rPr>
@@ -1974,20 +2017,29 @@
         <w:pStyle w:val="Heading1"/>
         <w:keepNext/>
         <w:pBdr>
-          <w:bottom w:val="single" w:color="EF7D00" w:sz="18" w:space="4"/>
+          <w:bottom w:val="single" w:color="CAD6D0" w:sz="4" w:space="4"/>
         </w:pBdr>
         <w:spacing w:after="160" w:before="360"/>
       </w:pPr>
       <w:r>
         <w:rPr>
           <w:rFonts w:ascii="Calibri" w:cs="Calibri" w:eastAsia="Calibri" w:hAnsi="Calibri"/>
+          <w:color w:val="8A5CF6"/>
+          <w:sz w:val="24"/>
+          <w:szCs w:val="24"/>
+        </w:rPr>
+        <w:t xml:space="preserve">■  </w:t>
+      </w:r>
+      <w:r>
+        <w:rPr>
+          <w:rFonts w:ascii="Calibri" w:cs="Calibri" w:eastAsia="Calibri" w:hAnsi="Calibri"/>
           <w:b/>
           <w:bCs/>
-          <w:color w:val="1D1D1B"/>
-          <w:sz w:val="28"/>
-          <w:szCs w:val="28"/>
-        </w:rPr>
-        <w:t xml:space="preserve">BUENAS PRÁCTICAS</w:t>
+          <w:color w:val="183A43"/>
+          <w:sz w:val="30"/>
+          <w:szCs w:val="30"/>
+        </w:rPr>
+        <w:t xml:space="preserve">Buenas prácticas</w:t>
       </w:r>
     </w:p>
     <w:p>
@@ -2002,7 +2054,7 @@
       <w:r>
         <w:rPr>
           <w:rFonts w:ascii="Calibri" w:cs="Calibri" w:eastAsia="Calibri" w:hAnsi="Calibri"/>
-          <w:color w:val="1D1D1B"/>
+          <w:color w:val="183A43"/>
           <w:sz w:val="22"/>
           <w:szCs w:val="22"/>
         </w:rPr>
@@ -2021,7 +2073,7 @@
       <w:r>
         <w:rPr>
           <w:rFonts w:ascii="Calibri" w:cs="Calibri" w:eastAsia="Calibri" w:hAnsi="Calibri"/>
-          <w:color w:val="1D1D1B"/>
+          <w:color w:val="183A43"/>
           <w:sz w:val="22"/>
           <w:szCs w:val="22"/>
         </w:rPr>
@@ -2040,7 +2092,7 @@
       <w:r>
         <w:rPr>
           <w:rFonts w:ascii="Calibri" w:cs="Calibri" w:eastAsia="Calibri" w:hAnsi="Calibri"/>
-          <w:color w:val="1D1D1B"/>
+          <w:color w:val="183A43"/>
           <w:sz w:val="22"/>
           <w:szCs w:val="22"/>
         </w:rPr>
@@ -2052,32 +2104,41 @@
         <w:pStyle w:val="Heading1"/>
         <w:keepNext/>
         <w:pBdr>
-          <w:bottom w:val="single" w:color="EF7D00" w:sz="18" w:space="4"/>
+          <w:bottom w:val="single" w:color="CAD6D0" w:sz="4" w:space="4"/>
         </w:pBdr>
         <w:spacing w:after="160" w:before="360"/>
       </w:pPr>
       <w:r>
         <w:rPr>
           <w:rFonts w:ascii="Calibri" w:cs="Calibri" w:eastAsia="Calibri" w:hAnsi="Calibri"/>
+          <w:color w:val="8A5CF6"/>
+          <w:sz w:val="24"/>
+          <w:szCs w:val="24"/>
+        </w:rPr>
+        <w:t xml:space="preserve">■  </w:t>
+      </w:r>
+      <w:r>
+        <w:rPr>
+          <w:rFonts w:ascii="Calibri" w:cs="Calibri" w:eastAsia="Calibri" w:hAnsi="Calibri"/>
           <w:b/>
           <w:bCs/>
-          <w:color w:val="1D1D1B"/>
-          <w:sz w:val="28"/>
-          <w:szCs w:val="28"/>
-        </w:rPr>
-        <w:t xml:space="preserve">ERRORES FRECUENTES Y CÓMO RESOLVERLOS</w:t>
+          <w:color w:val="183A43"/>
+          <w:sz w:val="30"/>
+          <w:szCs w:val="30"/>
+        </w:rPr>
+        <w:t xml:space="preserve">Errores frecuentes y cómo resolverlos</w:t>
       </w:r>
     </w:p>
     <w:tbl>
       <w:tblPr>
         <w:tblW w:type="dxa" w:w="10080"/>
         <w:tblBorders>
-          <w:top w:val="single" w:color="E2E2DF" w:sz="4"/>
-          <w:left w:val="single" w:color="E2E2DF" w:sz="4"/>
-          <w:bottom w:val="single" w:color="E2E2DF" w:sz="4"/>
-          <w:right w:val="single" w:color="E2E2DF" w:sz="4"/>
-          <w:insideH w:val="single" w:color="E2E2DF" w:sz="4"/>
-          <w:insideV w:val="single" w:color="E2E2DF" w:sz="4"/>
+          <w:top w:val="single" w:color="CAD6D0" w:sz="4"/>
+          <w:left w:val="single" w:color="CAD6D0" w:sz="4"/>
+          <w:bottom w:val="single" w:color="CAD6D0" w:sz="4"/>
+          <w:right w:val="single" w:color="CAD6D0" w:sz="4"/>
+          <w:insideH w:val="single" w:color="CAD6D0" w:sz="4"/>
+          <w:insideV w:val="single" w:color="CAD6D0" w:sz="4"/>
         </w:tblBorders>
         <w:tblLayout w:type="fixed"/>
       </w:tblPr>
@@ -2092,7 +2153,7 @@
         <w:tc>
           <w:tcPr>
             <w:tcW w:type="dxa" w:w="3629"/>
-            <w:shd w:fill="EF7D00" w:color="auto" w:val="clear"/>
+            <w:shd w:fill="E8F2E9" w:color="auto" w:val="clear"/>
             <w:tcMar>
               <w:top w:type="dxa" w:w="100"/>
               <w:left w:type="dxa" w:w="140"/>
@@ -2109,7 +2170,7 @@
               <w:rPr>
                 <w:b/>
                 <w:bCs/>
-                <w:color w:val="1D1D1B"/>
+                <w:color w:val="183A43"/>
                 <w:sz w:val="20"/>
                 <w:szCs w:val="20"/>
               </w:rPr>
@@ -2120,7 +2181,7 @@
         <w:tc>
           <w:tcPr>
             <w:tcW w:type="dxa" w:w="6451"/>
-            <w:shd w:fill="EF7D00" w:color="auto" w:val="clear"/>
+            <w:shd w:fill="E8F2E9" w:color="auto" w:val="clear"/>
             <w:tcMar>
               <w:top w:type="dxa" w:w="100"/>
               <w:left w:type="dxa" w:w="140"/>
@@ -2137,7 +2198,7 @@
               <w:rPr>
                 <w:b/>
                 <w:bCs/>
-                <w:color w:val="1D1D1B"/>
+                <w:color w:val="183A43"/>
                 <w:sz w:val="20"/>
                 <w:szCs w:val="20"/>
               </w:rPr>
@@ -2170,7 +2231,7 @@
               <w:rPr>
                 <w:b/>
                 <w:bCs/>
-                <w:color w:val="1D1D1B"/>
+                <w:color w:val="183A43"/>
                 <w:sz w:val="20"/>
                 <w:szCs w:val="20"/>
               </w:rPr>
@@ -2198,7 +2259,7 @@
               <w:rPr>
                 <w:b w:val="false"/>
                 <w:bCs w:val="false"/>
-                <w:color w:val="1D1D1B"/>
+                <w:color w:val="183A43"/>
                 <w:sz w:val="20"/>
                 <w:szCs w:val="20"/>
               </w:rPr>
@@ -2214,7 +2275,7 @@
         <w:tc>
           <w:tcPr>
             <w:tcW w:type="dxa" w:w="3629"/>
-            <w:shd w:fill="F4F4F2" w:color="auto" w:val="clear"/>
+            <w:shd w:fill="F1F4F0" w:color="auto" w:val="clear"/>
             <w:tcMar>
               <w:top w:type="dxa" w:w="100"/>
               <w:left w:type="dxa" w:w="140"/>
@@ -2231,7 +2292,7 @@
               <w:rPr>
                 <w:b/>
                 <w:bCs/>
-                <w:color w:val="1D1D1B"/>
+                <w:color w:val="183A43"/>
                 <w:sz w:val="20"/>
                 <w:szCs w:val="20"/>
               </w:rPr>
@@ -2242,7 +2303,7 @@
         <w:tc>
           <w:tcPr>
             <w:tcW w:type="dxa" w:w="6451"/>
-            <w:shd w:fill="F4F4F2" w:color="auto" w:val="clear"/>
+            <w:shd w:fill="F1F4F0" w:color="auto" w:val="clear"/>
             <w:tcMar>
               <w:top w:type="dxa" w:w="100"/>
               <w:left w:type="dxa" w:w="140"/>
@@ -2259,7 +2320,7 @@
               <w:rPr>
                 <w:b w:val="false"/>
                 <w:bCs w:val="false"/>
-                <w:color w:val="1D1D1B"/>
+                <w:color w:val="183A43"/>
                 <w:sz w:val="20"/>
                 <w:szCs w:val="20"/>
               </w:rPr>
@@ -2292,7 +2353,7 @@
               <w:rPr>
                 <w:b/>
                 <w:bCs/>
-                <w:color w:val="1D1D1B"/>
+                <w:color w:val="183A43"/>
                 <w:sz w:val="20"/>
                 <w:szCs w:val="20"/>
               </w:rPr>
@@ -2320,7 +2381,7 @@
               <w:rPr>
                 <w:b w:val="false"/>
                 <w:bCs w:val="false"/>
-                <w:color w:val="1D1D1B"/>
+                <w:color w:val="183A43"/>
                 <w:sz w:val="20"/>
                 <w:szCs w:val="20"/>
               </w:rPr>
@@ -2340,20 +2401,29 @@
         <w:pStyle w:val="Heading1"/>
         <w:keepNext/>
         <w:pBdr>
-          <w:bottom w:val="single" w:color="EF7D00" w:sz="18" w:space="4"/>
+          <w:bottom w:val="single" w:color="CAD6D0" w:sz="4" w:space="4"/>
         </w:pBdr>
         <w:spacing w:after="160" w:before="360"/>
       </w:pPr>
       <w:r>
         <w:rPr>
           <w:rFonts w:ascii="Calibri" w:cs="Calibri" w:eastAsia="Calibri" w:hAnsi="Calibri"/>
+          <w:color w:val="8A5CF6"/>
+          <w:sz w:val="24"/>
+          <w:szCs w:val="24"/>
+        </w:rPr>
+        <w:t xml:space="preserve">■  </w:t>
+      </w:r>
+      <w:r>
+        <w:rPr>
+          <w:rFonts w:ascii="Calibri" w:cs="Calibri" w:eastAsia="Calibri" w:hAnsi="Calibri"/>
           <w:b/>
           <w:bCs/>
-          <w:color w:val="1D1D1B"/>
-          <w:sz w:val="28"/>
-          <w:szCs w:val="28"/>
-        </w:rPr>
-        <w:t xml:space="preserve">RETO PRÁCTICO</w:t>
+          <w:color w:val="183A43"/>
+          <w:sz w:val="30"/>
+          <w:szCs w:val="30"/>
+        </w:rPr>
+        <w:t xml:space="preserve">Reto práctico</w:t>
       </w:r>
     </w:p>
     <w:tbl>
@@ -2378,11 +2448,11 @@
             <w:tcW w:type="dxa" w:w="10080"/>
             <w:tcBorders>
               <w:top w:val="none" w:color="FFFFFF" w:sz="0"/>
-              <w:left w:val="single" w:color="1D1D1B" w:sz="24"/>
+              <w:left w:val="single" w:color="183A43" w:sz="24"/>
               <w:bottom w:val="none" w:color="FFFFFF" w:sz="0"/>
               <w:right w:val="none" w:color="FFFFFF" w:sz="0"/>
             </w:tcBorders>
-            <w:shd w:fill="F4F4F2" w:color="auto" w:val="clear"/>
+            <w:shd w:fill="FFFFFF" w:color="auto" w:val="clear"/>
             <w:tcMar>
               <w:top w:type="dxa" w:w="160"/>
               <w:left w:type="dxa" w:w="240"/>
@@ -2399,7 +2469,7 @@
                 <w:rFonts w:ascii="Calibri" w:cs="Calibri" w:eastAsia="Calibri" w:hAnsi="Calibri"/>
                 <w:b/>
                 <w:bCs/>
-                <w:color w:val="1D1D1B"/>
+                <w:color w:val="52656A"/>
                 <w:spacing w:val="20"/>
                 <w:sz w:val="17"/>
                 <w:szCs w:val="17"/>
@@ -2414,7 +2484,7 @@
             <w:r>
               <w:rPr>
                 <w:rFonts w:ascii="Calibri" w:cs="Calibri" w:eastAsia="Calibri" w:hAnsi="Calibri"/>
-                <w:color w:val="1D1D1B"/>
+                <w:color w:val="183A43"/>
                 <w:sz w:val="22"/>
                 <w:szCs w:val="22"/>
               </w:rPr>
@@ -2434,20 +2504,29 @@
         <w:pStyle w:val="Heading1"/>
         <w:keepNext/>
         <w:pBdr>
-          <w:bottom w:val="single" w:color="EF7D00" w:sz="18" w:space="4"/>
+          <w:bottom w:val="single" w:color="CAD6D0" w:sz="4" w:space="4"/>
         </w:pBdr>
         <w:spacing w:after="160" w:before="360"/>
       </w:pPr>
       <w:r>
         <w:rPr>
           <w:rFonts w:ascii="Calibri" w:cs="Calibri" w:eastAsia="Calibri" w:hAnsi="Calibri"/>
+          <w:color w:val="8A5CF6"/>
+          <w:sz w:val="24"/>
+          <w:szCs w:val="24"/>
+        </w:rPr>
+        <w:t xml:space="preserve">■  </w:t>
+      </w:r>
+      <w:r>
+        <w:rPr>
+          <w:rFonts w:ascii="Calibri" w:cs="Calibri" w:eastAsia="Calibri" w:hAnsi="Calibri"/>
           <w:b/>
           <w:bCs/>
-          <w:color w:val="1D1D1B"/>
-          <w:sz w:val="28"/>
-          <w:szCs w:val="28"/>
-        </w:rPr>
-        <w:t xml:space="preserve">VERIFICA TU AVANCE</w:t>
+          <w:color w:val="183A43"/>
+          <w:sz w:val="30"/>
+          <w:szCs w:val="30"/>
+        </w:rPr>
+        <w:t xml:space="preserve">Verifica tu avance</w:t>
       </w:r>
     </w:p>
     <w:p>
@@ -2461,7 +2540,7 @@
       <w:r>
         <w:rPr>
           <w:rFonts w:ascii="Segoe UI Symbol" w:cs="Segoe UI Symbol" w:eastAsia="Segoe UI Symbol" w:hAnsi="Segoe UI Symbol"/>
-          <w:color w:val="5C5C5A"/>
+          <w:color w:val="52656A"/>
           <w:sz w:val="26"/>
           <w:szCs w:val="26"/>
         </w:rPr>
@@ -2470,7 +2549,7 @@
       <w:r>
         <w:rPr>
           <w:rFonts w:ascii="Calibri" w:cs="Calibri" w:eastAsia="Calibri" w:hAnsi="Calibri"/>
-          <w:color w:val="1D1D1B"/>
+          <w:color w:val="183A43"/>
           <w:sz w:val="22"/>
           <w:szCs w:val="22"/>
         </w:rPr>
@@ -2488,7 +2567,7 @@
       <w:r>
         <w:rPr>
           <w:rFonts w:ascii="Segoe UI Symbol" w:cs="Segoe UI Symbol" w:eastAsia="Segoe UI Symbol" w:hAnsi="Segoe UI Symbol"/>
-          <w:color w:val="5C5C5A"/>
+          <w:color w:val="52656A"/>
           <w:sz w:val="26"/>
           <w:szCs w:val="26"/>
         </w:rPr>
@@ -2497,7 +2576,7 @@
       <w:r>
         <w:rPr>
           <w:rFonts w:ascii="Calibri" w:cs="Calibri" w:eastAsia="Calibri" w:hAnsi="Calibri"/>
-          <w:color w:val="1D1D1B"/>
+          <w:color w:val="183A43"/>
           <w:sz w:val="22"/>
           <w:szCs w:val="22"/>
         </w:rPr>
@@ -2515,7 +2594,7 @@
       <w:r>
         <w:rPr>
           <w:rFonts w:ascii="Segoe UI Symbol" w:cs="Segoe UI Symbol" w:eastAsia="Segoe UI Symbol" w:hAnsi="Segoe UI Symbol"/>
-          <w:color w:val="5C5C5A"/>
+          <w:color w:val="52656A"/>
           <w:sz w:val="26"/>
           <w:szCs w:val="26"/>
         </w:rPr>
@@ -2524,7 +2603,7 @@
       <w:r>
         <w:rPr>
           <w:rFonts w:ascii="Calibri" w:cs="Calibri" w:eastAsia="Calibri" w:hAnsi="Calibri"/>
-          <w:color w:val="1D1D1B"/>
+          <w:color w:val="183A43"/>
           <w:sz w:val="22"/>
           <w:szCs w:val="22"/>
         </w:rPr>
@@ -2542,7 +2621,7 @@
       <w:r>
         <w:rPr>
           <w:rFonts w:ascii="Segoe UI Symbol" w:cs="Segoe UI Symbol" w:eastAsia="Segoe UI Symbol" w:hAnsi="Segoe UI Symbol"/>
-          <w:color w:val="5C5C5A"/>
+          <w:color w:val="52656A"/>
           <w:sz w:val="26"/>
           <w:szCs w:val="26"/>
         </w:rPr>
@@ -2551,7 +2630,7 @@
       <w:r>
         <w:rPr>
           <w:rFonts w:ascii="Calibri" w:cs="Calibri" w:eastAsia="Calibri" w:hAnsi="Calibri"/>
-          <w:color w:val="1D1D1B"/>
+          <w:color w:val="183A43"/>
           <w:sz w:val="22"/>
           <w:szCs w:val="22"/>
         </w:rPr>
@@ -2585,11 +2664,11 @@
             <w:tcW w:type="dxa" w:w="10080"/>
             <w:tcBorders>
               <w:top w:val="none" w:color="FFFFFF" w:sz="0"/>
-              <w:left w:val="single" w:color="EF7D00" w:sz="24"/>
+              <w:left w:val="single" w:color="F37012" w:sz="24"/>
               <w:bottom w:val="none" w:color="FFFFFF" w:sz="0"/>
               <w:right w:val="none" w:color="FFFFFF" w:sz="0"/>
             </w:tcBorders>
-            <w:shd w:fill="1D1D1B" w:color="auto" w:val="clear"/>
+            <w:shd w:fill="0D2227" w:color="auto" w:val="clear"/>
             <w:tcMar>
               <w:top w:type="dxa" w:w="240"/>
               <w:left w:type="dxa" w:w="300"/>
@@ -2606,7 +2685,7 @@
                 <w:rFonts w:ascii="Calibri" w:cs="Calibri" w:eastAsia="Calibri" w:hAnsi="Calibri"/>
                 <w:b/>
                 <w:bCs/>
-                <w:color w:val="EF7D00"/>
+                <w:color w:val="FFAD79"/>
                 <w:sz w:val="24"/>
                 <w:szCs w:val="24"/>
               </w:rPr>
@@ -2631,7 +2710,7 @@
             <w:r>
               <w:rPr>
                 <w:rFonts w:ascii="Calibri" w:cs="Calibri" w:eastAsia="Calibri" w:hAnsi="Calibri"/>
-                <w:color w:val="D1D5DB"/>
+                <w:color w:val="B4C4C6"/>
                 <w:sz w:val="18"/>
                 <w:szCs w:val="18"/>
               </w:rPr>
@@ -2701,7 +2780,7 @@
     <w:r>
       <w:rPr>
         <w:rFonts w:ascii="Calibri" w:cs="Calibri" w:eastAsia="Calibri" w:hAnsi="Calibri"/>
-        <w:color w:val="5C5C5A"/>
+        <w:color w:val="52656A"/>
         <w:sz w:val="16"/>
         <w:szCs w:val="16"/>
       </w:rPr>
@@ -2710,7 +2789,7 @@
     <w:r>
       <w:rPr>
         <w:rFonts w:ascii="Calibri" w:cs="Calibri" w:eastAsia="Calibri" w:hAnsi="Calibri"/>
-        <w:color w:val="5C5C5A"/>
+        <w:color w:val="52656A"/>
         <w:sz w:val="16"/>
         <w:szCs w:val="16"/>
       </w:rPr>
@@ -2719,7 +2798,7 @@
     <w:r>
       <w:rPr>
         <w:rFonts w:ascii="Calibri" w:cs="Calibri" w:eastAsia="Calibri" w:hAnsi="Calibri"/>
-        <w:color w:val="5C5C5A"/>
+        <w:color w:val="52656A"/>
         <w:sz w:val="16"/>
         <w:szCs w:val="16"/>
       </w:rPr>
@@ -2731,7 +2810,7 @@
     <w:r>
       <w:rPr>
         <w:rFonts w:ascii="Calibri" w:cs="Calibri" w:eastAsia="Calibri" w:hAnsi="Calibri"/>
-        <w:color w:val="5C5C5A"/>
+        <w:color w:val="52656A"/>
         <w:sz w:val="16"/>
         <w:szCs w:val="16"/>
       </w:rPr>
@@ -2740,7 +2819,7 @@
     <w:r>
       <w:rPr>
         <w:rFonts w:ascii="Calibri" w:cs="Calibri" w:eastAsia="Calibri" w:hAnsi="Calibri"/>
-        <w:color w:val="5C5C5A"/>
+        <w:color w:val="52656A"/>
         <w:sz w:val="16"/>
         <w:szCs w:val="16"/>
       </w:rPr>
@@ -2795,7 +2874,7 @@
   <w:p>
     <w:pPr>
       <w:pBdr>
-        <w:bottom w:val="single" w:color="E2E2DF" w:sz="4" w:space="6"/>
+        <w:bottom w:val="single" w:color="CAD6D0" w:sz="4" w:space="6"/>
       </w:pBdr>
       <w:tabs>
         <w:tab w:val="right" w:pos="10080"/>
@@ -2806,7 +2885,7 @@
         <w:rFonts w:ascii="Calibri" w:cs="Calibri" w:eastAsia="Calibri" w:hAnsi="Calibri"/>
         <w:b/>
         <w:bCs/>
-        <w:color w:val="A65200"/>
+        <w:color w:val="087F91"/>
         <w:sz w:val="17"/>
         <w:szCs w:val="17"/>
       </w:rPr>
@@ -2815,7 +2894,7 @@
     <w:r>
       <w:rPr>
         <w:rFonts w:ascii="Calibri" w:cs="Calibri" w:eastAsia="Calibri" w:hAnsi="Calibri"/>
-        <w:color w:val="5C5C5A"/>
+        <w:color w:val="52656A"/>
         <w:sz w:val="17"/>
         <w:szCs w:val="17"/>
       </w:rPr>
@@ -2826,7 +2905,7 @@
         <w:rFonts w:ascii="Calibri" w:cs="Calibri" w:eastAsia="Calibri" w:hAnsi="Calibri"/>
         <w:b/>
         <w:bCs/>
-        <w:color w:val="A65200"/>
+        <w:color w:val="183A43"/>
         <w:sz w:val="17"/>
         <w:szCs w:val="17"/>
       </w:rPr>
@@ -2935,7 +3014,7 @@
       <w:rPr>
         <w:b/>
         <w:bCs/>
-        <w:color w:val="EF7D00"/>
+        <w:color w:val="F37012"/>
       </w:rPr>
     </w:lvl>
   </w:abstractNum>
@@ -2960,7 +3039,7 @@
     <w:rPrDefault>
       <w:rPr>
         <w:rFonts w:ascii="Calibri" w:cs="Calibri" w:eastAsia="Calibri" w:hAnsi="Calibri"/>
-        <w:color w:val="1D1D1B"/>
+        <w:color w:val="183A43"/>
         <w:sz w:val="22"/>
         <w:szCs w:val="22"/>
       </w:rPr>
@@ -3140,7 +3219,7 @@
       <w:rFonts w:ascii="Calibri" w:cs="Calibri" w:eastAsia="Calibri" w:hAnsi="Calibri"/>
       <w:b/>
       <w:bCs/>
-      <w:color w:val="1D1D1B"/>
+      <w:color w:val="183A43"/>
       <w:sz w:val="28"/>
       <w:szCs w:val="28"/>
     </w:rPr>
@@ -3157,7 +3236,7 @@
       <w:rFonts w:ascii="Calibri" w:cs="Calibri" w:eastAsia="Calibri" w:hAnsi="Calibri"/>
       <w:b/>
       <w:bCs/>
-      <w:color w:val="1D1D1B"/>
+      <w:color w:val="183A43"/>
       <w:sz w:val="24"/>
       <w:szCs w:val="24"/>
     </w:rPr>
@@ -3174,7 +3253,7 @@
       <w:rFonts w:ascii="Calibri" w:cs="Calibri" w:eastAsia="Calibri" w:hAnsi="Calibri"/>
       <w:b/>
       <w:bCs/>
-      <w:color w:val="1D1D1B"/>
+      <w:color w:val="183A43"/>
       <w:sz w:val="23"/>
       <w:szCs w:val="23"/>
     </w:rPr>

--- a/word/Capsula_14_Genera_ejemplos_para_tus_estudiantes.docx
+++ b/word/Capsula_14_Genera_ejemplos_para_tus_estudiantes.docx
@@ -2639,87 +2639,21 @@
     </w:p>
     <w:p>
       <w:pPr>
-        <w:spacing w:after="240" w:before="0"/>
-      </w:pPr>
-    </w:p>
-    <w:tbl>
-      <w:tblPr>
-        <w:tblW w:type="dxa" w:w="10080"/>
-        <w:tblBorders>
-          <w:top w:val="none" w:color="FFFFFF" w:sz="0"/>
-          <w:left w:val="none" w:color="FFFFFF" w:sz="0"/>
-          <w:bottom w:val="none" w:color="FFFFFF" w:sz="0"/>
-          <w:right w:val="none" w:color="FFFFFF" w:sz="0"/>
-          <w:insideH w:val="none" w:color="FFFFFF" w:sz="0"/>
-          <w:insideV w:val="none" w:color="FFFFFF" w:sz="0"/>
-        </w:tblBorders>
-        <w:tblLayout w:type="fixed"/>
-      </w:tblPr>
-      <w:tblGrid>
-        <w:gridCol w:w="10080"/>
-      </w:tblGrid>
-      <w:tr>
-        <w:tc>
-          <w:tcPr>
-            <w:tcW w:type="dxa" w:w="10080"/>
-            <w:tcBorders>
-              <w:top w:val="none" w:color="FFFFFF" w:sz="0"/>
-              <w:left w:val="single" w:color="F37012" w:sz="24"/>
-              <w:bottom w:val="none" w:color="FFFFFF" w:sz="0"/>
-              <w:right w:val="none" w:color="FFFFFF" w:sz="0"/>
-            </w:tcBorders>
-            <w:shd w:fill="0D2227" w:color="auto" w:val="clear"/>
-            <w:tcMar>
-              <w:top w:type="dxa" w:w="240"/>
-              <w:left w:type="dxa" w:w="300"/>
-              <w:bottom w:type="dxa" w:w="240"/>
-              <w:right w:type="dxa" w:w="300"/>
-            </w:tcMar>
-          </w:tcPr>
-          <w:p>
-            <w:pPr>
-              <w:spacing w:after="60"/>
-            </w:pPr>
-            <w:r>
-              <w:rPr>
-                <w:rFonts w:ascii="Calibri" w:cs="Calibri" w:eastAsia="Calibri" w:hAnsi="Calibri"/>
-                <w:b/>
-                <w:bCs/>
-                <w:color w:val="FFAD79"/>
-                <w:sz w:val="24"/>
-                <w:szCs w:val="24"/>
-              </w:rPr>
-              <w:t xml:space="preserve">¿Necesitas acompañamiento?</w:t>
-            </w:r>
-          </w:p>
-          <w:p>
-            <w:pPr>
-              <w:spacing w:after="60"/>
-            </w:pPr>
-            <w:r>
-              <w:rPr>
-                <w:rFonts w:ascii="Calibri" w:cs="Calibri" w:eastAsia="Calibri" w:hAnsi="Calibri"/>
-                <w:color w:val="FFFFFF"/>
-                <w:sz w:val="21"/>
-                <w:szCs w:val="21"/>
-              </w:rPr>
-              <w:t xml:space="preserve">El equipo del CEA te ayuda a implementar esta cápsula en tu curso.</w:t>
-            </w:r>
-          </w:p>
-          <w:p>
-            <w:r>
-              <w:rPr>
-                <w:rFonts w:ascii="Calibri" w:cs="Calibri" w:eastAsia="Calibri" w:hAnsi="Calibri"/>
-                <w:color w:val="B4C4C6"/>
-                <w:sz w:val="18"/>
-                <w:szCs w:val="18"/>
-              </w:rPr>
-              <w:t xml:space="preserve">CEA · Centro de Innovación Pedagógica y Educación Digital — Universidad de San Buenaventura Cali</w:t>
-            </w:r>
-          </w:p>
-        </w:tc>
-      </w:tr>
-    </w:tbl>
+        <w:pBdr>
+          <w:top w:val="single" w:color="CAD6D0" w:sz="4" w:space="8"/>
+        </w:pBdr>
+        <w:spacing w:before="360"/>
+      </w:pPr>
+      <w:r>
+        <w:rPr>
+          <w:rFonts w:ascii="Calibri" w:cs="Calibri" w:eastAsia="Calibri" w:hAnsi="Calibri"/>
+          <w:color w:val="52656A"/>
+          <w:sz w:val="18"/>
+          <w:szCs w:val="18"/>
+        </w:rPr>
+        <w:t xml:space="preserve">CEA · Centro de Innovación Pedagógica y Educación Digital — Universidad de San Buenaventura Cali</w:t>
+      </w:r>
+    </w:p>
     <w:sectPr>
       <w:headerReference w:type="default" r:id="rId6"/>
       <w:footerReference w:type="default" r:id="rId7"/>

--- a/word/Capsula_14_Genera_ejemplos_para_tus_estudiantes.docx
+++ b/word/Capsula_14_Genera_ejemplos_para_tus_estudiantes.docx
@@ -264,7 +264,7 @@
                 <w:sz w:val="15"/>
                 <w:szCs w:val="15"/>
               </w:rPr>
-              <w:t xml:space="preserve">TIEMPO DE LECTURA</w:t>
+              <w:t xml:space="preserve">TIEMPO ESTIMADO</w:t>
             </w:r>
           </w:p>
           <w:p>
@@ -277,7 +277,7 @@
                 <w:sz w:val="20"/>
                 <w:szCs w:val="20"/>
               </w:rPr>
-              <w:t xml:space="preserve">20 min</w:t>
+              <w:t xml:space="preserve">20 min (lectura + práctica)</w:t>
             </w:r>
           </w:p>
         </w:tc>
